--- a/downloads/workbook/ai-7-week-03.docx
+++ b/downloads/workbook/ai-7-week-03.docx
@@ -889,6 +889,178 @@
         <w:t>Project connection: For the Reproducible AI Research Study, retain an annotated worked trace and the changed-case reasoning. Connect the claim to its records, units and assumptions so another investigator can challenge or reproduce it.</w:t>
       </w:r>
     </w:p>
+    <w:p>
+      <w:pPr>
+        <w:pStyle w:val="Heading1"/>
+      </w:pPr>
+      <w:r>
+        <w:t>13. Project portfolio milestone</w:t>
+      </w:r>
+    </w:p>
+    <w:p>
+      <w:r>
+        <w:t>Project: Reproducible AI Research Study</w:t>
+      </w:r>
+    </w:p>
+    <w:p>
+      <w:r>
+        <w:t>Current milestone: Frame the need. Name the user, the problem, allowed inputs and a safe simple starting method.</w:t>
+      </w:r>
+    </w:p>
+    <w:p>
+      <w:r>
+        <w:t>For the Reproducible AI Research Study, retain an annotated worked trace and the changed-case reasoning. Connect the claim to its records, units and assumptions so another investigator can challenge or reproduce it.</w:t>
+      </w:r>
+    </w:p>
+    <w:tbl>
+      <w:tblPr>
+        <w:tblStyle w:val="LightShading-Accent1"/>
+        <w:tblW w:type="auto" w:w="0"/>
+        <w:tblLook w:firstColumn="1" w:firstRow="1" w:lastColumn="0" w:lastRow="0" w:noHBand="0" w:noVBand="1" w:val="04A0"/>
+      </w:tblPr>
+      <w:tblGrid>
+        <w:gridCol w:w="5112"/>
+        <w:gridCol w:w="5112"/>
+      </w:tblGrid>
+      <w:tr>
+        <w:trPr>
+          <w:tblHeader/>
+        </w:trPr>
+        <w:tc>
+          <w:tcPr>
+            <w:tcW w:type="dxa" w:w="5112"/>
+          </w:tcPr>
+          <w:p>
+            <w:r>
+              <w:t>Evidence to keep</w:t>
+            </w:r>
+          </w:p>
+        </w:tc>
+        <w:tc>
+          <w:tcPr>
+            <w:tcW w:type="dxa" w:w="5112"/>
+          </w:tcPr>
+          <w:p>
+            <w:r>
+              <w:t>My record</w:t>
+            </w:r>
+          </w:p>
+        </w:tc>
+      </w:tr>
+      <w:tr>
+        <w:tc>
+          <w:tcPr>
+            <w:tcW w:type="dxa" w:w="5112"/>
+          </w:tcPr>
+          <w:p>
+            <w:r>
+              <w:t>This week’s input and deciding step</w:t>
+            </w:r>
+          </w:p>
+        </w:tc>
+        <w:tc>
+          <w:tcPr>
+            <w:tcW w:type="dxa" w:w="5112"/>
+          </w:tcPr>
+          <w:p>
+            <w:r/>
+          </w:p>
+        </w:tc>
+      </w:tr>
+      <w:tr>
+        <w:tc>
+          <w:tcPr>
+            <w:tcW w:type="dxa" w:w="5112"/>
+          </w:tcPr>
+          <w:p>
+            <w:r>
+              <w:t>Prediction and actual result (or labelled paper trace)</w:t>
+            </w:r>
+          </w:p>
+        </w:tc>
+        <w:tc>
+          <w:tcPr>
+            <w:tcW w:type="dxa" w:w="5112"/>
+          </w:tcPr>
+          <w:p>
+            <w:r/>
+          </w:p>
+        </w:tc>
+      </w:tr>
+      <w:tr>
+        <w:tc>
+          <w:tcPr>
+            <w:tcW w:type="dxa" w:w="5112"/>
+          </w:tcPr>
+          <w:p>
+            <w:r>
+              <w:t>One change since the previous checkpoint and why</w:t>
+            </w:r>
+          </w:p>
+        </w:tc>
+        <w:tc>
+          <w:tcPr>
+            <w:tcW w:type="dxa" w:w="5112"/>
+          </w:tcPr>
+          <w:p>
+            <w:r/>
+          </w:p>
+        </w:tc>
+      </w:tr>
+      <w:tr>
+        <w:tc>
+          <w:tcPr>
+            <w:tcW w:type="dxa" w:w="5112"/>
+          </w:tcPr>
+          <w:p>
+            <w:r>
+              <w:t>One error or limit and the next test</w:t>
+            </w:r>
+          </w:p>
+        </w:tc>
+        <w:tc>
+          <w:tcPr>
+            <w:tcW w:type="dxa" w:w="5112"/>
+          </w:tcPr>
+          <w:p>
+            <w:r/>
+          </w:p>
+        </w:tc>
+      </w:tr>
+    </w:tbl>
+    <w:p>
+      <w:pPr>
+        <w:pStyle w:val="Heading3"/>
+      </w:pPr>
+      <w:r>
+        <w:t>Explain what this week adds to your project. Reuse last week’s record rather than starting again.</w:t>
+      </w:r>
+    </w:p>
+    <w:p>
+      <w:r>
+        <w:t>________________________________________________________________</w:t>
+      </w:r>
+    </w:p>
+    <w:p>
+      <w:r>
+        <w:t>________________________________________________________________</w:t>
+      </w:r>
+    </w:p>
+    <w:p>
+      <w:r>
+        <w:t>________________________________________________________________</w:t>
+      </w:r>
+    </w:p>
+    <w:p>
+      <w:r>
+        <w:t>________________________________________________________________</w:t>
+      </w:r>
+    </w:p>
+    <w:p>
+      <w:r>
+        <w:t>________________________________________________________________</w:t>
+      </w:r>
+    </w:p>
     <w:sectPr>
       <w:pgSz w:w="12240" w:h="15840"/>
       <w:pgMar w:top="936" w:right="1008" w:bottom="936" w:left="1008" w:header="720" w:footer="720" w:gutter="0"/>

--- a/downloads/workbook/ai-7-week-03.docx
+++ b/downloads/workbook/ai-7-week-03.docx
@@ -1061,6 +1061,225 @@
         <w:t>________________________________________________________________</w:t>
       </w:r>
     </w:p>
+    <w:p>
+      <w:pPr>
+        <w:pStyle w:val="Heading1"/>
+      </w:pPr>
+      <w:r>
+        <w:t>14. Supported practice and learning evidence</w:t>
+      </w:r>
+    </w:p>
+    <w:p>
+      <w:r>
+        <w:t>Use this supported practice once, in the browser or on paper. Keep the reserved independent assessment for a separate first attempt before teacher feedback.</w:t>
+      </w:r>
+    </w:p>
+    <w:p>
+      <w:r>
+        <w:t>Find the source behind a summary. A blog describes a fictional benchmark improvement and links an original study report.</w:t>
+      </w:r>
+    </w:p>
+    <w:p>
+      <w:pPr>
+        <w:pStyle w:val="Heading3"/>
+      </w:pPr>
+      <w:r>
+        <w:t>Practice 1: explain the deciding evidence</w:t>
+      </w:r>
+    </w:p>
+    <w:p>
+      <w:r>
+        <w:t>Which labelled step matches this detail? Keep report version and page or table reference with the exact scoped result.</w:t>
+      </w:r>
+    </w:p>
+    <w:p>
+      <w:r>
+        <w:t>1. Record source details</w:t>
+      </w:r>
+    </w:p>
+    <w:p>
+      <w:r>
+        <w:t>2. Locate methods and results</w:t>
+      </w:r>
+    </w:p>
+    <w:p>
+      <w:r>
+        <w:t>3. Follow the primary link</w:t>
+      </w:r>
+    </w:p>
+    <w:p>
+      <w:pPr>
+        <w:pStyle w:val="Heading3"/>
+      </w:pPr>
+      <w:r>
+        <w:t>My selected conclusion, deciding fact and explanation</w:t>
+      </w:r>
+    </w:p>
+    <w:p>
+      <w:r>
+        <w:t>________________________________________________________________</w:t>
+      </w:r>
+    </w:p>
+    <w:p>
+      <w:r>
+        <w:t>________________________________________________________________</w:t>
+      </w:r>
+    </w:p>
+    <w:p>
+      <w:r>
+        <w:t>________________________________________________________________</w:t>
+      </w:r>
+    </w:p>
+    <w:p>
+      <w:r>
+        <w:t>________________________________________________________________</w:t>
+      </w:r>
+    </w:p>
+    <w:p>
+      <w:r>
+        <w:t>________________________________________________________________</w:t>
+      </w:r>
+    </w:p>
+    <w:p>
+      <w:r>
+        <w:t>Hint if needed: Read the steps in the pictorial case. Match the supplied detail to the stage that performs or records it.</w:t>
+      </w:r>
+    </w:p>
+    <w:p>
+      <w:r>
+        <w:t>After your attempt, compare with the supported explanation: Record source details Keep report version and page or table reference with the exact scoped result. Primary research exposes the procedure and observations behind a summary. It still needs scrutiny; being original does not make every interpretation correct.</w:t>
+      </w:r>
+    </w:p>
+    <w:p>
+      <w:pPr>
+        <w:pStyle w:val="Heading3"/>
+      </w:pPr>
+      <w:r>
+        <w:t>Practice 2: explain the deciding evidence</w:t>
+      </w:r>
+    </w:p>
+    <w:p>
+      <w:r>
+        <w:t>Changed-case practice: The original report is unavailable and only the blog remains. Which conclusion is supported by the supplied facts?</w:t>
+      </w:r>
+    </w:p>
+    <w:p>
+      <w:r>
+        <w:t>1. This one example guarantees correct results for every future input.</w:t>
+      </w:r>
+    </w:p>
+    <w:p>
+      <w:r>
+        <w:t>2. We can decide the result without examining the changed input or the procedure.</w:t>
+      </w:r>
+    </w:p>
+    <w:p>
+      <w:r>
+        <w:t>3. Mark the measurement as unverified rather than filling in absent methods.</w:t>
+      </w:r>
+    </w:p>
+    <w:p>
+      <w:pPr>
+        <w:pStyle w:val="Heading3"/>
+      </w:pPr>
+      <w:r>
+        <w:t>My selected conclusion, deciding fact and explanation</w:t>
+      </w:r>
+    </w:p>
+    <w:p>
+      <w:r>
+        <w:t>________________________________________________________________</w:t>
+      </w:r>
+    </w:p>
+    <w:p>
+      <w:r>
+        <w:t>________________________________________________________________</w:t>
+      </w:r>
+    </w:p>
+    <w:p>
+      <w:r>
+        <w:t>________________________________________________________________</w:t>
+      </w:r>
+    </w:p>
+    <w:p>
+      <w:r>
+        <w:t>________________________________________________________________</w:t>
+      </w:r>
+    </w:p>
+    <w:p>
+      <w:r>
+        <w:t>________________________________________________________________</w:t>
+      </w:r>
+    </w:p>
+    <w:p>
+      <w:r>
+        <w:t>Hint if needed: Use the changed condition and the deciding step in the pictorial trace. The answer must say what follows from those facts.</w:t>
+      </w:r>
+    </w:p>
+    <w:p>
+      <w:r>
+        <w:t>After your attempt, compare with the supported explanation: Mark the measurement as unverified rather than filling in absent methods. The summary cannot supply details that have not been inspected.</w:t>
+      </w:r>
+    </w:p>
+    <w:p>
+      <w:pPr>
+        <w:pStyle w:val="Heading3"/>
+      </w:pPr>
+      <w:r>
+        <w:t>Repair a missing building block</w:t>
+      </w:r>
+    </w:p>
+    <w:p>
+      <w:r>
+        <w:t>Review Reading a research claim (ai-7/2). Goal: Explain the mechanism and terminology of reading a research claim. Short practice: Calculate the baseline and new rates for 2/10 and 4/10. Explain both twice the rate and the percentage-point change, and say why neither measures every learner’s improvement.. Return to this week and explain what you changed.</w:t>
+      </w:r>
+    </w:p>
+    <w:p>
+      <w:pPr>
+        <w:pStyle w:val="Heading3"/>
+      </w:pPr>
+      <w:r>
+        <w:t>Keep your completed work</w:t>
+      </w:r>
+    </w:p>
+    <w:p>
+      <w:r>
+        <w:t>Use Download completed work in the hosted lesson to export your answers, reflections, practice feedback and code-run evidence. Open the HTML copy to read or print it. Drafts stay in this browser when storage is available; clear drafts on a shared device.</w:t>
+      </w:r>
+    </w:p>
+    <w:p>
+      <w:pPr>
+        <w:pStyle w:val="Heading3"/>
+      </w:pPr>
+      <w:r>
+        <w:t>What I repaired, the evidence I kept and the next test</w:t>
+      </w:r>
+    </w:p>
+    <w:p>
+      <w:r>
+        <w:t>________________________________________________________________</w:t>
+      </w:r>
+    </w:p>
+    <w:p>
+      <w:r>
+        <w:t>________________________________________________________________</w:t>
+      </w:r>
+    </w:p>
+    <w:p>
+      <w:r>
+        <w:t>________________________________________________________________</w:t>
+      </w:r>
+    </w:p>
+    <w:p>
+      <w:r>
+        <w:t>________________________________________________________________</w:t>
+      </w:r>
+    </w:p>
+    <w:p>
+      <w:r>
+        <w:t>________________________________________________________________</w:t>
+      </w:r>
+    </w:p>
     <w:sectPr>
       <w:pgSz w:w="12240" w:h="15840"/>
       <w:pgMar w:top="936" w:right="1008" w:bottom="936" w:left="1008" w:header="720" w:footer="720" w:gutter="0"/>

--- a/downloads/workbook/ai-7-week-03.docx
+++ b/downloads/workbook/ai-7-week-03.docx
@@ -30,6 +30,17 @@
     </w:p>
     <w:p>
       <w:r>
+        <w:t>Record your starting explanation for Finding primary research before opening notes. Show any later correction separately.</w:t>
+      </w:r>
+    </w:p>
+    <w:p>
+      <w:pPr>
+        <w:spacing w:line="336" w:lineRule="auto" w:after="180"/>
+      </w:pPr>
+      <w:r>
+        <w:rPr>
+          <w:b w:val="0"/>
+        </w:rPr>
         <w:t>Try the recall before opening notes. Then use a different colour or a labelled second line to correct your explanation.</w:t>
       </w:r>
     </w:p>
@@ -42,7 +53,13 @@
       </w:r>
     </w:p>
     <w:p>
-      <w:r>
+      <w:pPr>
+        <w:spacing w:line="336" w:lineRule="auto" w:after="180"/>
+      </w:pPr>
+      <w:r>
+        <w:rPr>
+          <w:b w:val="0"/>
+        </w:rPr>
         <w:t>Without opening the old lesson, explain one key idea from Reading a research claim. Give an example and a mistake that the idea helps you avoid.</w:t>
       </w:r>
     </w:p>
@@ -79,6 +96,17 @@
     </w:p>
     <w:p>
       <w:r>
+        <w:t>Complete the supported Finding primary research trace and record the first step you can explain without help.</w:t>
+      </w:r>
+    </w:p>
+    <w:p>
+      <w:pPr>
+        <w:spacing w:line="336" w:lineRule="auto" w:after="180"/>
+      </w:pPr>
+      <w:r>
+        <w:rPr>
+          <w:b w:val="0"/>
+        </w:rPr>
         <w:t>Use W2: Trace the worked case for Finding primary research. Record the answer once; the lesson and workbook refer to the same attempt.</w:t>
       </w:r>
     </w:p>
@@ -207,7 +235,29 @@
     </w:p>
     <w:p>
       <w:r>
-        <w:t>Use the worked case for Finding primary research. Proposed explanation: “The worked result establishes every future case”. Decide whether this explanation is supported. Point to the step or supplied fact that decides; explain your repair if needed.</w:t>
+        <w:t>Check the proposed Finding primary research explanation against the supplied facts before discussing it.</w:t>
+      </w:r>
+    </w:p>
+    <w:p>
+      <w:pPr>
+        <w:spacing w:line="336" w:lineRule="auto" w:after="180"/>
+      </w:pPr>
+      <w:r>
+        <w:rPr>
+          <w:b w:val="0"/>
+        </w:rPr>
+        <w:t>Use the worked case for Finding primary research. Proposed explanation: “The worked result establishes every future case”. Decide whether this explanation is supported.</w:t>
+      </w:r>
+    </w:p>
+    <w:p>
+      <w:pPr>
+        <w:spacing w:line="336" w:lineRule="auto" w:after="180"/>
+      </w:pPr>
+      <w:r>
+        <w:rPr>
+          <w:b w:val="0"/>
+        </w:rPr>
+        <w:t>Point to the step or supplied fact that decides; explain your repair if needed.</w:t>
       </w:r>
     </w:p>
     <w:p>
@@ -247,16 +297,8 @@
       </w:r>
     </w:p>
     <w:p>
-      <w:pPr>
-        <w:pStyle w:val="Heading3"/>
-      </w:pPr>
-      <w:r>
-        <w:t>Independent case: Apply a new case independently</w:t>
-      </w:r>
-    </w:p>
-    <w:p>
-      <w:r>
-        <w:t>A search result describes a benchmark score, but the linked paper uses a different dataset. What should the comparison record contain?</w:t>
+      <w:r>
+        <w:t>Write one first attempt at the reserved independent case before feedback. Repeated copies of that case refer to the same recorded attempt.</w:t>
       </w:r>
     </w:p>
     <w:p>
@@ -264,17 +306,27 @@
         <w:pStyle w:val="Heading3"/>
       </w:pPr>
       <w:r>
-        <w:t>My independent explanation, trace and limits</w:t>
+        <w:t>Independent case: Apply a new case independently</w:t>
       </w:r>
     </w:p>
     <w:p>
-      <w:r>
-        <w:t>________________________________________________________________</w:t>
+      <w:pPr>
+        <w:spacing w:line="336" w:lineRule="auto" w:after="180"/>
+        <w:shd w:fill="F5F1FB"/>
+      </w:pPr>
+      <w:r>
+        <w:rPr>
+          <w:b w:val="0"/>
+        </w:rPr>
+        <w:t>A search result describes a benchmark score, but the linked paper uses a different dataset. What should the comparison record contain?</w:t>
       </w:r>
     </w:p>
     <w:p>
-      <w:r>
-        <w:t>________________________________________________________________</w:t>
+      <w:pPr>
+        <w:pStyle w:val="Heading3"/>
+      </w:pPr>
+      <w:r>
+        <w:t>My independent explanation, trace and limits</w:t>
       </w:r>
     </w:p>
     <w:p>
@@ -304,6 +356,22 @@
     </w:p>
     <w:p>
       <w:r>
+        <w:t>________________________________________________________________</w:t>
+      </w:r>
+    </w:p>
+    <w:p>
+      <w:r>
+        <w:t>________________________________________________________________</w:t>
+      </w:r>
+    </w:p>
+    <w:p>
+      <w:pPr>
+        <w:spacing w:line="336" w:lineRule="auto" w:after="180"/>
+      </w:pPr>
+      <w:r>
+        <w:rPr>
+          <w:b w:val="0"/>
+        </w:rPr>
         <w:t>Attempt this case before feedback. Record any help. Earlier examples below are further practice; a case already practised with feedback cannot establish fresh transfer.</w:t>
       </w:r>
     </w:p>
@@ -317,7 +385,54 @@
     </w:p>
     <w:p>
       <w:r>
-        <w:t>Explain the weekly mechanism in your own words. Use the worked scenario to name its input, decision rule and output.</w:t>
+        <w:t>Explain the mechanism. Apply the supplied Finding primary research facts and keep your reasoning.</w:t>
+      </w:r>
+    </w:p>
+    <w:p>
+      <w:pPr>
+        <w:spacing w:line="336" w:lineRule="auto" w:after="180"/>
+      </w:pPr>
+      <w:r>
+        <w:rPr>
+          <w:b w:val="0"/>
+        </w:rPr>
+        <w:t xml:space="preserve">Explain the weekly </w:t>
+      </w:r>
+      <w:r>
+        <w:rPr>
+          <w:b/>
+        </w:rPr>
+        <w:t>mechanism</w:t>
+      </w:r>
+      <w:r>
+        <w:rPr>
+          <w:b w:val="0"/>
+        </w:rPr>
+        <w:t xml:space="preserve"> in your own words. Use the worked scenario to name its </w:t>
+      </w:r>
+      <w:r>
+        <w:rPr>
+          <w:b/>
+        </w:rPr>
+        <w:t>input</w:t>
+      </w:r>
+      <w:r>
+        <w:rPr>
+          <w:b w:val="0"/>
+        </w:rPr>
+        <w:t xml:space="preserve">, decision rule and </w:t>
+      </w:r>
+      <w:r>
+        <w:rPr>
+          <w:b/>
+        </w:rPr>
+        <w:t>output</w:t>
+      </w:r>
+      <w:r>
+        <w:rPr>
+          <w:b w:val="0"/>
+        </w:rPr>
+        <w:t>.</w:t>
       </w:r>
     </w:p>
     <w:p>
@@ -368,6 +483,17 @@
     </w:p>
     <w:p>
       <w:r>
+        <w:t>Trace the worked case. Apply the supplied Finding primary research facts and keep your reasoning.</w:t>
+      </w:r>
+    </w:p>
+    <w:p>
+      <w:pPr>
+        <w:spacing w:line="336" w:lineRule="auto" w:after="180"/>
+      </w:pPr>
+      <w:r>
+        <w:rPr>
+          <w:b w:val="0"/>
+        </w:rPr>
         <w:t>A blog says experiment had100 cases; original methods say40 and supplementary version says60 after revision. Show the intermediate steps and give the conclusion with its scope.</w:t>
       </w:r>
     </w:p>
@@ -424,7 +550,30 @@
     </w:p>
     <w:p>
       <w:r>
-        <w:t>A report omits this qualification: Being primary does not guarantee soundness; methods and evidence still require assessment. Explain how omitting it could change a reader's interpretation, and write an accurate replacement.</w:t>
+        <w:t>Audit the limit. Apply the supplied Finding primary research facts and keep your reasoning.</w:t>
+      </w:r>
+    </w:p>
+    <w:p>
+      <w:pPr>
+        <w:spacing w:line="336" w:lineRule="auto" w:after="180"/>
+      </w:pPr>
+      <w:r>
+        <w:rPr>
+          <w:b w:val="0"/>
+        </w:rPr>
+        <w:t xml:space="preserve">A report omits this qualification: Being primary does not guarantee soundness; methods and </w:t>
+      </w:r>
+      <w:r>
+        <w:rPr>
+          <w:b/>
+        </w:rPr>
+        <w:t>evidence</w:t>
+      </w:r>
+      <w:r>
+        <w:rPr>
+          <w:b w:val="0"/>
+        </w:rPr>
+        <w:t xml:space="preserve"> still require assessment. Explain how omitting it could change a reader's interpretation, and write an accurate replacement.</w:t>
       </w:r>
     </w:p>
     <w:p>
@@ -475,6 +624,18 @@
     </w:p>
     <w:p>
       <w:r>
+        <w:t>Attempt before feedback. If this repeats the selected independent case, reuse that first attempt; otherwise keep a separate record. Apply a new case independently. Apply the supplied Finding primary research facts and keep your reasoning.</w:t>
+      </w:r>
+    </w:p>
+    <w:p>
+      <w:pPr>
+        <w:spacing w:line="336" w:lineRule="auto" w:after="180"/>
+        <w:shd w:fill="F5F1FB"/>
+      </w:pPr>
+      <w:r>
+        <w:rPr>
+          <w:b w:val="0"/>
+        </w:rPr>
         <w:t>A search result describes a benchmark score, but the linked paper uses a different dataset. What should the comparison record contain?</w:t>
       </w:r>
     </w:p>
@@ -536,7 +697,29 @@
     </w:p>
     <w:p>
       <w:r>
-        <w:t>For the worked scenario, propose one additional case that could reveal a failure, describe its expected outcome before running it, and explain what would need to remain fixed for a fair comparison. Do not reuse W4 as a new final test after receiving feedback.</w:t>
+        <w:t>Design a revealing follow-up. Apply the supplied Finding primary research facts and keep your reasoning.</w:t>
+      </w:r>
+    </w:p>
+    <w:p>
+      <w:pPr>
+        <w:spacing w:line="336" w:lineRule="auto" w:after="180"/>
+      </w:pPr>
+      <w:r>
+        <w:rPr>
+          <w:b w:val="0"/>
+        </w:rPr>
+        <w:t>For the worked scenario, propose one additional case that could reveal a failure, describe its expected outcome before running it, and explain what would need to remain fixed for a fair comparison.</w:t>
+      </w:r>
+    </w:p>
+    <w:p>
+      <w:pPr>
+        <w:spacing w:line="336" w:lineRule="auto" w:after="180"/>
+      </w:pPr>
+      <w:r>
+        <w:rPr>
+          <w:b w:val="0"/>
+        </w:rPr>
+        <w:t>Do not reuse W4 as a new final test after receiving feedback.</w:t>
       </w:r>
     </w:p>
     <w:p>
@@ -592,7 +775,77 @@
     </w:p>
     <w:p>
       <w:r>
-        <w:t>Add a labelled finding primary research evidence sheet to Reproducible AI Research Study. Show how you can explain the mechanism and terminology of finding primary research. Use the supplied fictional case and keep its inputs, intermediate steps, calculation or prediction, and limitation. Connect this record to last week’s record; a matching answer without a trace is insufficient.</w:t>
+        <w:t>Connect Finding primary research to Reproducible AI Research Study, identify a limit and choose the next useful test.</w:t>
+      </w:r>
+    </w:p>
+    <w:p>
+      <w:pPr>
+        <w:spacing w:line="336" w:lineRule="auto" w:after="180"/>
+      </w:pPr>
+      <w:r>
+        <w:rPr>
+          <w:b w:val="0"/>
+        </w:rPr>
+        <w:t xml:space="preserve">Add a labelled finding primary research </w:t>
+      </w:r>
+      <w:r>
+        <w:rPr>
+          <w:b/>
+        </w:rPr>
+        <w:t>evidence</w:t>
+      </w:r>
+      <w:r>
+        <w:rPr>
+          <w:b w:val="0"/>
+        </w:rPr>
+        <w:t xml:space="preserve"> sheet to Reproducible AI Research Study. Show how you can explain the </w:t>
+      </w:r>
+      <w:r>
+        <w:rPr>
+          <w:b/>
+        </w:rPr>
+        <w:t>mechanism</w:t>
+      </w:r>
+      <w:r>
+        <w:rPr>
+          <w:b w:val="0"/>
+        </w:rPr>
+        <w:t xml:space="preserve"> and terminology of finding primary research.</w:t>
+      </w:r>
+    </w:p>
+    <w:p>
+      <w:pPr>
+        <w:spacing w:line="336" w:lineRule="auto" w:after="180"/>
+      </w:pPr>
+      <w:r>
+        <w:rPr>
+          <w:b w:val="0"/>
+        </w:rPr>
+        <w:t xml:space="preserve">Use the supplied fictional case and keep its </w:t>
+      </w:r>
+      <w:r>
+        <w:rPr>
+          <w:b/>
+        </w:rPr>
+        <w:t>input</w:t>
+      </w:r>
+      <w:r>
+        <w:rPr>
+          <w:b w:val="0"/>
+        </w:rPr>
+        <w:t xml:space="preserve">s, intermediate steps, calculation or </w:t>
+      </w:r>
+      <w:r>
+        <w:rPr>
+          <w:b/>
+        </w:rPr>
+        <w:t>prediction</w:t>
+      </w:r>
+      <w:r>
+        <w:rPr>
+          <w:b w:val="0"/>
+        </w:rPr>
+        <w:t>, and limitation. Connect this record to last week’s record; a matching answer without a trace is insufficient.</w:t>
       </w:r>
     </w:p>
     <w:p>
@@ -639,6 +892,11 @@
       </w:pPr>
       <w:r>
         <w:t>11. Feedback, return check and learning record</w:t>
+      </w:r>
+    </w:p>
+    <w:p>
+      <w:r>
+        <w:t>Record the first repaired step and a different case to revisit after a delay.</w:t>
       </w:r>
     </w:p>
     <w:tbl>
@@ -778,7 +1036,13 @@
       </w:tr>
     </w:tbl>
     <w:p>
-      <w:r>
+      <w:pPr>
+        <w:spacing w:line="336" w:lineRule="auto" w:after="180"/>
+      </w:pPr>
+      <w:r>
+        <w:rPr>
+          <w:b w:val="0"/>
+        </w:rPr>
         <w:t>Revisit this idea with your teacher after a delay. Familiarity is different from explaining and using it on a changed case.</w:t>
       </w:r>
     </w:p>
@@ -792,11 +1056,28 @@
     </w:p>
     <w:p>
       <w:r>
-        <w:t>Find the source behind a summary. A blog describes a fictional benchmark improvement and links an original study report.</w:t>
+        <w:t>Find the source behind a summary. A blog describes a fictional benchmark improvement and links an original study report. Explain the labelled step before checking the changed condition.</w:t>
       </w:r>
     </w:p>
     <w:p>
-      <w:r>
+      <w:pPr>
+        <w:spacing w:line="336" w:lineRule="auto" w:after="180"/>
+      </w:pPr>
+      <w:r>
+        <w:rPr>
+          <w:b w:val="0"/>
+        </w:rPr>
+        <w:t>Find the source behind a summary. A blog describes a fictional benchmark improvement and links an original study report.</w:t>
+      </w:r>
+    </w:p>
+    <w:p>
+      <w:pPr>
+        <w:spacing w:line="336" w:lineRule="auto" w:after="180"/>
+      </w:pPr>
+      <w:r>
+        <w:rPr>
+          <w:b w:val="0"/>
+        </w:rPr>
         <w:t>Blog says "90% reliable". Original report records 9/10 correct on one fixed fictional task set and describes its labels.</w:t>
       </w:r>
     </w:p>
@@ -837,7 +1118,14 @@
       </w:r>
     </w:p>
     <w:p>
-      <w:r>
+      <w:pPr>
+        <w:spacing w:line="336" w:lineRule="auto" w:after="180"/>
+        <w:shd w:fill="F5F1FB"/>
+      </w:pPr>
+      <w:r>
+        <w:rPr>
+          <w:b w:val="0"/>
+        </w:rPr>
         <w:t>Separate what the blog claims from what the original report records. Which methods and denominator must be inspected, and what status is honest if the original report is unavailable?</w:t>
       </w:r>
     </w:p>
@@ -880,13 +1168,57 @@
       </w:r>
     </w:p>
     <w:p>
-      <w:r>
-        <w:t>Support used: alone / hint / worked example. This record is practice evidence.</w:t>
+      <w:pPr>
+        <w:pStyle w:val="Heading3"/>
+      </w:pPr>
+      <w:r>
+        <w:t>Record the help used</w:t>
       </w:r>
     </w:p>
     <w:p>
-      <w:r>
-        <w:t>Project connection: For the Reproducible AI Research Study, retain an annotated worked trace and the changed-case reasoning. Connect the claim to its records, units and assumptions so another investigator can challenge or reproduce it.</w:t>
+      <w:pPr>
+        <w:spacing w:line="336" w:lineRule="auto" w:after="180"/>
+        <w:shd w:fill="F1F6F8"/>
+      </w:pPr>
+      <w:r>
+        <w:rPr>
+          <w:b w:val="0"/>
+        </w:rPr>
+        <w:t xml:space="preserve">Support used: alone / hint / worked example. This record is practice </w:t>
+      </w:r>
+      <w:r>
+        <w:rPr>
+          <w:b/>
+        </w:rPr>
+        <w:t>evidence</w:t>
+      </w:r>
+      <w:r>
+        <w:rPr>
+          <w:b w:val="0"/>
+        </w:rPr>
+        <w:t>.</w:t>
+      </w:r>
+    </w:p>
+    <w:p>
+      <w:pPr>
+        <w:spacing w:line="336" w:lineRule="auto" w:after="180"/>
+      </w:pPr>
+      <w:r>
+        <w:rPr>
+          <w:b w:val="0"/>
+        </w:rPr>
+        <w:t>Project connection: For the Reproducible AI Research Study, retain an annotated worked trace and the changed-case reasoning.</w:t>
+      </w:r>
+    </w:p>
+    <w:p>
+      <w:pPr>
+        <w:spacing w:line="336" w:lineRule="auto" w:after="180"/>
+      </w:pPr>
+      <w:r>
+        <w:rPr>
+          <w:b w:val="0"/>
+        </w:rPr>
+        <w:t>Connect the claim to its records, units and assumptions so another investigator can challenge or reproduce it.</w:t>
       </w:r>
     </w:p>
     <w:p>
@@ -899,16 +1231,51 @@
     </w:p>
     <w:p>
       <w:r>
-        <w:t>Project: Reproducible AI Research Study</w:t>
+        <w:t>Keep this week’s input, deciding step, result and limit together in the Reproducible AI Research Study record.</w:t>
       </w:r>
     </w:p>
     <w:p>
-      <w:r>
-        <w:t>Current milestone: Frame the need. Name the user, the problem, allowed inputs and a safe simple starting method.</w:t>
+      <w:pPr>
+        <w:spacing w:line="336" w:lineRule="auto" w:after="180"/>
+      </w:pPr>
+      <w:r>
+        <w:rPr>
+          <w:b w:val="0"/>
+        </w:rPr>
+        <w:t>Project: Reproducible AI Research Study</w:t>
       </w:r>
     </w:p>
     <w:p>
-      <w:r>
+      <w:pPr>
+        <w:spacing w:line="336" w:lineRule="auto" w:after="180"/>
+      </w:pPr>
+      <w:r>
+        <w:rPr>
+          <w:b w:val="0"/>
+        </w:rPr>
+        <w:t xml:space="preserve">Current milestone: Frame the need. Name the user, the problem, allowed </w:t>
+      </w:r>
+      <w:r>
+        <w:rPr>
+          <w:b/>
+        </w:rPr>
+        <w:t>input</w:t>
+      </w:r>
+      <w:r>
+        <w:rPr>
+          <w:b w:val="0"/>
+        </w:rPr>
+        <w:t>s and a safe simple starting method.</w:t>
+      </w:r>
+    </w:p>
+    <w:p>
+      <w:pPr>
+        <w:spacing w:line="336" w:lineRule="auto" w:after="180"/>
+      </w:pPr>
+      <w:r>
+        <w:rPr>
+          <w:b w:val="0"/>
+        </w:rPr>
         <w:t>For the Reproducible AI Research Study, retain an annotated worked trace and the changed-case reasoning. Connect the claim to its records, units and assumptions so another investigator can challenge or reproduce it.</w:t>
       </w:r>
     </w:p>
@@ -1071,11 +1438,28 @@
     </w:p>
     <w:p>
       <w:r>
-        <w:t>Use this supported practice once, in the browser or on paper. Keep the reserved independent assessment for a separate first attempt before teacher feedback.</w:t>
+        <w:t>Try the supported questions before comparing with hints and feedback. Record what you repaired and the evidence you retained.</w:t>
       </w:r>
     </w:p>
     <w:p>
-      <w:r>
+      <w:pPr>
+        <w:spacing w:line="336" w:lineRule="auto" w:after="180"/>
+      </w:pPr>
+      <w:r>
+        <w:rPr>
+          <w:b w:val="0"/>
+        </w:rPr>
+        <w:t>Use this supported practice once, in the browser or on paper. Keep the reserved independent assessment for a separate first attempt before teacher feedback.</w:t>
+      </w:r>
+    </w:p>
+    <w:p>
+      <w:pPr>
+        <w:spacing w:line="336" w:lineRule="auto" w:after="180"/>
+      </w:pPr>
+      <w:r>
+        <w:rPr>
+          <w:b w:val="0"/>
+        </w:rPr>
         <w:t>Find the source behind a summary. A blog describes a fictional benchmark improvement and links an original study report.</w:t>
       </w:r>
     </w:p>
@@ -1088,22 +1472,49 @@
       </w:r>
     </w:p>
     <w:p>
-      <w:r>
+      <w:pPr>
+        <w:spacing w:line="336" w:lineRule="auto" w:after="180"/>
+      </w:pPr>
+      <w:r>
+        <w:rPr>
+          <w:b w:val="0"/>
+        </w:rPr>
         <w:t>Which labelled step matches this detail? Keep report version and page or table reference with the exact scoped result.</w:t>
       </w:r>
     </w:p>
     <w:p>
-      <w:r>
+      <w:pPr>
+        <w:spacing w:line="336" w:lineRule="auto" w:after="180"/>
+        <w:shd w:fill="F4F9FC"/>
+      </w:pPr>
+      <w:r>
+        <w:rPr>
+          <w:b w:val="0"/>
+        </w:rPr>
         <w:t>1. Record source details</w:t>
       </w:r>
     </w:p>
     <w:p>
-      <w:r>
+      <w:pPr>
+        <w:spacing w:line="336" w:lineRule="auto" w:after="180"/>
+        <w:shd w:fill="F4F9FC"/>
+      </w:pPr>
+      <w:r>
+        <w:rPr>
+          <w:b w:val="0"/>
+        </w:rPr>
         <w:t>2. Locate methods and results</w:t>
       </w:r>
     </w:p>
     <w:p>
-      <w:r>
+      <w:pPr>
+        <w:spacing w:line="336" w:lineRule="auto" w:after="180"/>
+        <w:shd w:fill="F4F9FC"/>
+      </w:pPr>
+      <w:r>
+        <w:rPr>
+          <w:b w:val="0"/>
+        </w:rPr>
         <w:t>3. Follow the primary link</w:t>
       </w:r>
     </w:p>
@@ -1141,13 +1552,23 @@
       </w:r>
     </w:p>
     <w:p>
-      <w:r>
-        <w:t>Hint if needed: Read the steps in the pictorial case. Match the supplied detail to the stage that performs or records it.</w:t>
+      <w:pPr>
+        <w:pStyle w:val="Heading3"/>
+      </w:pPr>
+      <w:r>
+        <w:t>Hint · try first</w:t>
       </w:r>
     </w:p>
     <w:p>
-      <w:r>
-        <w:t>After your attempt, compare with the supported explanation: Record source details Keep report version and page or table reference with the exact scoped result. Primary research exposes the procedure and observations behind a summary. It still needs scrutiny; being original does not make every interpretation correct.</w:t>
+      <w:pPr>
+        <w:spacing w:line="336" w:lineRule="auto" w:after="180"/>
+        <w:shd w:fill="F1F6F8"/>
+      </w:pPr>
+      <w:r>
+        <w:rPr>
+          <w:b w:val="0"/>
+        </w:rPr>
+        <w:t>Hint if needed: Read the steps in the pictorial case. Match the supplied detail to the stage that performs or records it.</w:t>
       </w:r>
     </w:p>
     <w:p>
@@ -1155,27 +1576,43 @@
         <w:pStyle w:val="Heading3"/>
       </w:pPr>
       <w:r>
-        <w:t>Practice 2: explain the deciding evidence</w:t>
+        <w:t>Feedback · compare after trying</w:t>
       </w:r>
     </w:p>
     <w:p>
-      <w:r>
-        <w:t>Changed-case practice: The original report is unavailable and only the blog remains. Which conclusion is supported by the supplied facts?</w:t>
+      <w:pPr>
+        <w:spacing w:line="336" w:lineRule="auto" w:after="180"/>
+        <w:shd w:fill="F1F6FC"/>
+      </w:pPr>
+      <w:r>
+        <w:rPr>
+          <w:b w:val="0"/>
+        </w:rPr>
+        <w:t>After your attempt, compare with the supported explanation: Record source details Keep report version and page or table reference with the exact scoped result.</w:t>
       </w:r>
     </w:p>
     <w:p>
-      <w:r>
-        <w:t>1. This one example guarantees correct results for every future input.</w:t>
-      </w:r>
-    </w:p>
-    <w:p>
-      <w:r>
-        <w:t>2. We can decide the result without examining the changed input or the procedure.</w:t>
-      </w:r>
-    </w:p>
-    <w:p>
-      <w:r>
-        <w:t>3. Mark the measurement as unverified rather than filling in absent methods.</w:t>
+      <w:pPr>
+        <w:spacing w:line="336" w:lineRule="auto" w:after="180"/>
+        <w:shd w:fill="F1F6FC"/>
+      </w:pPr>
+      <w:r>
+        <w:rPr>
+          <w:b w:val="0"/>
+        </w:rPr>
+        <w:t xml:space="preserve">Primary research exposes the procedure and </w:t>
+      </w:r>
+      <w:r>
+        <w:rPr>
+          <w:b/>
+        </w:rPr>
+        <w:t>observation</w:t>
+      </w:r>
+      <w:r>
+        <w:rPr>
+          <w:b w:val="0"/>
+        </w:rPr>
+        <w:t>s behind a summary. It still needs scrutiny; being original does not make every interpretation correct.</w:t>
       </w:r>
     </w:p>
     <w:p>
@@ -1183,42 +1620,7 @@
         <w:pStyle w:val="Heading3"/>
       </w:pPr>
       <w:r>
-        <w:t>My selected conclusion, deciding fact and explanation</w:t>
-      </w:r>
-    </w:p>
-    <w:p>
-      <w:r>
-        <w:t>________________________________________________________________</w:t>
-      </w:r>
-    </w:p>
-    <w:p>
-      <w:r>
-        <w:t>________________________________________________________________</w:t>
-      </w:r>
-    </w:p>
-    <w:p>
-      <w:r>
-        <w:t>________________________________________________________________</w:t>
-      </w:r>
-    </w:p>
-    <w:p>
-      <w:r>
-        <w:t>________________________________________________________________</w:t>
-      </w:r>
-    </w:p>
-    <w:p>
-      <w:r>
-        <w:t>________________________________________________________________</w:t>
-      </w:r>
-    </w:p>
-    <w:p>
-      <w:r>
-        <w:t>Hint if needed: Use the changed condition and the deciding step in the pictorial trace. The answer must say what follows from those facts.</w:t>
-      </w:r>
-    </w:p>
-    <w:p>
-      <w:r>
-        <w:t>After your attempt, compare with the supported explanation: Mark the measurement as unverified rather than filling in absent methods. The summary cannot supply details that have not been inspected.</w:t>
+        <w:t>Practice 2: explain the deciding evidence</w:t>
       </w:r>
     </w:p>
     <w:p>
@@ -1226,12 +1628,79 @@
         <w:pStyle w:val="Heading3"/>
       </w:pPr>
       <w:r>
-        <w:t>Repair a missing building block</w:t>
+        <w:t>Changed case · predict first</w:t>
       </w:r>
     </w:p>
     <w:p>
-      <w:r>
-        <w:t>Review Reading a research claim (ai-7/2). Goal: Explain the mechanism and terminology of reading a research claim. Short practice: Calculate the baseline and new rates for 2/10 and 4/10. Explain both twice the rate and the percentage-point change, and say why neither measures every learner’s improvement.. Return to this week and explain what you changed.</w:t>
+      <w:pPr>
+        <w:spacing w:line="336" w:lineRule="auto" w:after="180"/>
+        <w:shd w:fill="F5F1FB"/>
+      </w:pPr>
+      <w:r>
+        <w:rPr>
+          <w:b w:val="0"/>
+        </w:rPr>
+        <w:t>Changed-case practice: The original report is unavailable and only the blog remains. Which conclusion is supported by the supplied facts?</w:t>
+      </w:r>
+    </w:p>
+    <w:p>
+      <w:pPr>
+        <w:spacing w:line="336" w:lineRule="auto" w:after="180"/>
+        <w:shd w:fill="F4F9FC"/>
+      </w:pPr>
+      <w:r>
+        <w:rPr>
+          <w:b w:val="0"/>
+        </w:rPr>
+        <w:t xml:space="preserve">1. This one example guarantees correct results for every future </w:t>
+      </w:r>
+      <w:r>
+        <w:rPr>
+          <w:b/>
+        </w:rPr>
+        <w:t>input</w:t>
+      </w:r>
+      <w:r>
+        <w:rPr>
+          <w:b w:val="0"/>
+        </w:rPr>
+        <w:t>.</w:t>
+      </w:r>
+    </w:p>
+    <w:p>
+      <w:pPr>
+        <w:spacing w:line="336" w:lineRule="auto" w:after="180"/>
+        <w:shd w:fill="F4F9FC"/>
+      </w:pPr>
+      <w:r>
+        <w:rPr>
+          <w:b w:val="0"/>
+        </w:rPr>
+        <w:t xml:space="preserve">2. We can decide the result without examining the changed </w:t>
+      </w:r>
+      <w:r>
+        <w:rPr>
+          <w:b/>
+        </w:rPr>
+        <w:t>input</w:t>
+      </w:r>
+      <w:r>
+        <w:rPr>
+          <w:b w:val="0"/>
+        </w:rPr>
+        <w:t xml:space="preserve"> or the procedure.</w:t>
+      </w:r>
+    </w:p>
+    <w:p>
+      <w:pPr>
+        <w:spacing w:line="336" w:lineRule="auto" w:after="180"/>
+        <w:shd w:fill="F4F9FC"/>
+      </w:pPr>
+      <w:r>
+        <w:rPr>
+          <w:b w:val="0"/>
+        </w:rPr>
+        <w:t>3. Mark the measurement as unverified rather than filling in absent methods.</w:t>
       </w:r>
     </w:p>
     <w:p>
@@ -1239,12 +1708,32 @@
         <w:pStyle w:val="Heading3"/>
       </w:pPr>
       <w:r>
-        <w:t>Keep your completed work</w:t>
+        <w:t>My selected conclusion, deciding fact and explanation</w:t>
       </w:r>
     </w:p>
     <w:p>
       <w:r>
-        <w:t>Use Download completed work in the hosted lesson to export your answers, reflections, practice feedback and code-run evidence. Open the HTML copy to read or print it. Drafts stay in this browser when storage is available; clear drafts on a shared device.</w:t>
+        <w:t>________________________________________________________________</w:t>
+      </w:r>
+    </w:p>
+    <w:p>
+      <w:r>
+        <w:t>________________________________________________________________</w:t>
+      </w:r>
+    </w:p>
+    <w:p>
+      <w:r>
+        <w:t>________________________________________________________________</w:t>
+      </w:r>
+    </w:p>
+    <w:p>
+      <w:r>
+        <w:t>________________________________________________________________</w:t>
+      </w:r>
+    </w:p>
+    <w:p>
+      <w:r>
+        <w:t>________________________________________________________________</w:t>
       </w:r>
     </w:p>
     <w:p>
@@ -1252,12 +1741,856 @@
         <w:pStyle w:val="Heading3"/>
       </w:pPr>
       <w:r>
-        <w:t>What I repaired, the evidence I kept and the next test</w:t>
+        <w:t>Hint · try first</w:t>
       </w:r>
     </w:p>
     <w:p>
+      <w:pPr>
+        <w:spacing w:line="336" w:lineRule="auto" w:after="180"/>
+        <w:shd w:fill="F1F6F8"/>
+      </w:pPr>
+      <w:r>
+        <w:rPr>
+          <w:b w:val="0"/>
+        </w:rPr>
+        <w:t>Hint if needed: Use the changed condition and the deciding step in the pictorial trace. The answer must say what follows from those facts.</w:t>
+      </w:r>
+    </w:p>
+    <w:p>
+      <w:pPr>
+        <w:pStyle w:val="Heading3"/>
+      </w:pPr>
+      <w:r>
+        <w:t>Feedback · compare after trying</w:t>
+      </w:r>
+    </w:p>
+    <w:p>
+      <w:pPr>
+        <w:spacing w:line="336" w:lineRule="auto" w:after="180"/>
+        <w:shd w:fill="F1F6FC"/>
+      </w:pPr>
+      <w:r>
+        <w:rPr>
+          <w:b w:val="0"/>
+        </w:rPr>
+        <w:t>After your attempt, compare with the supported explanation: Mark the measurement as unverified rather than filling in absent methods. The summary cannot supply details that have not been inspected.</w:t>
+      </w:r>
+    </w:p>
+    <w:p>
+      <w:pPr>
+        <w:pStyle w:val="Heading3"/>
+      </w:pPr>
+      <w:r>
+        <w:t>Repair a missing building block</w:t>
+      </w:r>
+    </w:p>
+    <w:p>
+      <w:pPr>
+        <w:spacing w:line="336" w:lineRule="auto" w:after="180"/>
+      </w:pPr>
+      <w:r>
+        <w:rPr>
+          <w:b w:val="0"/>
+        </w:rPr>
+        <w:t xml:space="preserve">Review Reading a research claim (ai-7/2). Goal: Explain the </w:t>
+      </w:r>
+      <w:r>
+        <w:rPr>
+          <w:b/>
+        </w:rPr>
+        <w:t>mechanism</w:t>
+      </w:r>
+      <w:r>
+        <w:rPr>
+          <w:b w:val="0"/>
+        </w:rPr>
+        <w:t xml:space="preserve"> and terminology of reading a research claim. Short practice: Calculate the baseline and new rates for 2/10 and 4/10.</w:t>
+      </w:r>
+    </w:p>
+    <w:p>
+      <w:pPr>
+        <w:spacing w:line="336" w:lineRule="auto" w:after="180"/>
+      </w:pPr>
+      <w:r>
+        <w:rPr>
+          <w:b w:val="0"/>
+        </w:rPr>
+        <w:t>Explain both twice the rate and the percentage-point change, and say why neither measures every learner’s improvement.. Return to this week and explain what you changed.</w:t>
+      </w:r>
+    </w:p>
+    <w:p>
+      <w:pPr>
+        <w:pStyle w:val="Heading3"/>
+      </w:pPr>
+      <w:r>
+        <w:t>Keep your completed work</w:t>
+      </w:r>
+    </w:p>
+    <w:p>
+      <w:pPr>
+        <w:spacing w:line="336" w:lineRule="auto" w:after="180"/>
+      </w:pPr>
+      <w:r>
+        <w:rPr>
+          <w:b w:val="0"/>
+        </w:rPr>
+        <w:t xml:space="preserve">Use Download completed work in the hosted lesson to export your answers, reflections, practice feedback and code-run </w:t>
+      </w:r>
+      <w:r>
+        <w:rPr>
+          <w:b/>
+        </w:rPr>
+        <w:t>evidence</w:t>
+      </w:r>
+      <w:r>
+        <w:rPr>
+          <w:b w:val="0"/>
+        </w:rPr>
+        <w:t>. Open the HTML copy to read or print it.</w:t>
+      </w:r>
+    </w:p>
+    <w:p>
+      <w:pPr>
+        <w:spacing w:line="336" w:lineRule="auto" w:after="180"/>
+      </w:pPr>
+      <w:r>
+        <w:rPr>
+          <w:b w:val="0"/>
+        </w:rPr>
+        <w:t>Drafts stay in this browser when storage is available; clear drafts on a shared device.</w:t>
+      </w:r>
+    </w:p>
+    <w:p>
+      <w:pPr>
+        <w:pStyle w:val="Heading3"/>
+      </w:pPr>
+      <w:r>
+        <w:t>What I repaired, the evidence I kept and the next test</w:t>
+      </w:r>
+    </w:p>
+    <w:p>
       <w:r>
         <w:t>________________________________________________________________</w:t>
+      </w:r>
+    </w:p>
+    <w:p>
+      <w:r>
+        <w:t>________________________________________________________________</w:t>
+      </w:r>
+    </w:p>
+    <w:p>
+      <w:r>
+        <w:t>________________________________________________________________</w:t>
+      </w:r>
+    </w:p>
+    <w:p>
+      <w:r>
+        <w:t>________________________________________________________________</w:t>
+      </w:r>
+    </w:p>
+    <w:p>
+      <w:r>
+        <w:t>________________________________________________________________</w:t>
+      </w:r>
+    </w:p>
+    <w:p>
+      <w:pPr>
+        <w:pStyle w:val="Heading1"/>
+      </w:pPr>
+      <w:r>
+        <w:t>15. Visual concept journey</w:t>
+      </w:r>
+    </w:p>
+    <w:p>
+      <w:r>
+        <w:t>Explain each Finding primary research picture from its labels, then record a relevant limit.</w:t>
+      </w:r>
+    </w:p>
+    <w:p>
+      <w:pPr>
+        <w:pStyle w:val="Heading3"/>
+      </w:pPr>
+      <w:r>
+        <w:t>01. Finding primary research: the case</w:t>
+      </w:r>
+    </w:p>
+    <w:p>
+      <w:r>
+        <w:drawing>
+          <wp:inline xmlns:a="http://schemas.openxmlformats.org/drawingml/2006/main" xmlns:pic="http://schemas.openxmlformats.org/drawingml/2006/picture">
+            <wp:extent cx="5486400" cy="2834640"/>
+            <wp:docPr id="2" name="Picture 2" descr="Find the source behind a summary. A blog describes a fictional benchmark improvement and links an original study report. Supplied facts: Blog says &quot;90% reliable&quot;. Original report records 9/10 correct on one fixed fictional task set and describes its labels."/>
+            <wp:cNvGraphicFramePr>
+              <a:graphicFrameLocks noChangeAspect="1"/>
+            </wp:cNvGraphicFramePr>
+            <a:graphic>
+              <a:graphicData uri="http://schemas.openxmlformats.org/drawingml/2006/picture">
+                <pic:pic>
+                  <pic:nvPicPr>
+                    <pic:cNvPr id="0" name="academy-story-ai-7-3-01.png"/>
+                    <pic:cNvPicPr/>
+                  </pic:nvPicPr>
+                  <pic:blipFill>
+                    <a:blip r:embed="rId10"/>
+                    <a:stretch>
+                      <a:fillRect/>
+                    </a:stretch>
+                  </pic:blipFill>
+                  <pic:spPr>
+                    <a:xfrm>
+                      <a:off x="0" y="0"/>
+                      <a:ext cx="5486400" cy="2834640"/>
+                    </a:xfrm>
+                    <a:prstGeom prst="rect"/>
+                  </pic:spPr>
+                </pic:pic>
+              </a:graphicData>
+            </a:graphic>
+          </wp:inline>
+        </w:drawing>
+      </w:r>
+    </w:p>
+    <w:p>
+      <w:pPr>
+        <w:spacing w:line="336" w:lineRule="auto" w:after="180"/>
+      </w:pPr>
+      <w:r>
+        <w:rPr>
+          <w:b w:val="0"/>
+        </w:rPr>
+        <w:t>Find the source behind a summary. A blog describes a fictional benchmark improvement and links an original study report. Supplied facts: Blog says "90% reliable".</w:t>
+      </w:r>
+    </w:p>
+    <w:p>
+      <w:pPr>
+        <w:spacing w:line="336" w:lineRule="auto" w:after="180"/>
+      </w:pPr>
+      <w:r>
+        <w:rPr>
+          <w:b w:val="0"/>
+        </w:rPr>
+        <w:t>Original report records 9/10 correct on one fixed fictional task set and describes its labels.</w:t>
+      </w:r>
+    </w:p>
+    <w:p>
+      <w:pPr>
+        <w:spacing w:line="336" w:lineRule="auto" w:after="180"/>
+        <w:shd w:fill="F5F1FB"/>
+      </w:pPr>
+      <w:r>
+        <w:rPr>
+          <w:b w:val="0"/>
+        </w:rPr>
+        <w:t>Point to the given fact that matters most. Explain why it matters.</w:t>
+      </w:r>
+    </w:p>
+    <w:p>
+      <w:pPr>
+        <w:pStyle w:val="Heading3"/>
+      </w:pPr>
+      <w:r>
+        <w:t>My picture explanation, deciding evidence and one limit</w:t>
+      </w:r>
+    </w:p>
+    <w:p>
+      <w:r>
+        <w:t>________________________________________________________________</w:t>
+      </w:r>
+    </w:p>
+    <w:p>
+      <w:r>
+        <w:t>________________________________________________________________</w:t>
+      </w:r>
+    </w:p>
+    <w:p>
+      <w:r>
+        <w:t>________________________________________________________________</w:t>
+      </w:r>
+    </w:p>
+    <w:p>
+      <w:r>
+        <w:t>________________________________________________________________</w:t>
+      </w:r>
+    </w:p>
+    <w:p>
+      <w:pPr>
+        <w:pStyle w:val="Heading3"/>
+      </w:pPr>
+      <w:r>
+        <w:t>02. Follow the deciding steps</w:t>
+      </w:r>
+    </w:p>
+    <w:p>
+      <w:r>
+        <w:drawing>
+          <wp:inline xmlns:a="http://schemas.openxmlformats.org/drawingml/2006/main" xmlns:pic="http://schemas.openxmlformats.org/drawingml/2006/picture">
+            <wp:extent cx="5486400" cy="3182112"/>
+            <wp:docPr id="3" name="Picture 3" descr="Follow the primary link: Open the original report rather than treating the blog as the measurement. → Locate methods and results: Identify the ten cases, labels and nine correct results. → Record source details: Keep report version and page or table reference with the exact scoped result."/>
+            <wp:cNvGraphicFramePr>
+              <a:graphicFrameLocks noChangeAspect="1"/>
+            </wp:cNvGraphicFramePr>
+            <a:graphic>
+              <a:graphicData uri="http://schemas.openxmlformats.org/drawingml/2006/picture">
+                <pic:pic>
+                  <pic:nvPicPr>
+                    <pic:cNvPr id="0" name="academy-story-ai-7-3-02.png"/>
+                    <pic:cNvPicPr/>
+                  </pic:nvPicPr>
+                  <pic:blipFill>
+                    <a:blip r:embed="rId11"/>
+                    <a:stretch>
+                      <a:fillRect/>
+                    </a:stretch>
+                  </pic:blipFill>
+                  <pic:spPr>
+                    <a:xfrm>
+                      <a:off x="0" y="0"/>
+                      <a:ext cx="5486400" cy="3182112"/>
+                    </a:xfrm>
+                    <a:prstGeom prst="rect"/>
+                  </pic:spPr>
+                </pic:pic>
+              </a:graphicData>
+            </a:graphic>
+          </wp:inline>
+        </w:drawing>
+      </w:r>
+    </w:p>
+    <w:p>
+      <w:pPr>
+        <w:spacing w:line="336" w:lineRule="auto" w:after="180"/>
+      </w:pPr>
+      <w:r>
+        <w:rPr>
+          <w:b w:val="0"/>
+        </w:rPr>
+        <w:t>Follow the primary link: Open the original report rather than treating the blog as the measurement. → Locate methods and results: Identify the ten cases, labels and nine correct results. → Record source details: Keep report version and page or table reference with the exact scoped result.</w:t>
+      </w:r>
+    </w:p>
+    <w:p>
+      <w:pPr>
+        <w:spacing w:line="336" w:lineRule="auto" w:after="180"/>
+        <w:shd w:fill="F5F1FB"/>
+      </w:pPr>
+      <w:r>
+        <w:rPr>
+          <w:b w:val="0"/>
+        </w:rPr>
+        <w:t xml:space="preserve">Point to each numbered stage and explain which recorded </w:t>
+      </w:r>
+      <w:r>
+        <w:rPr>
+          <w:b/>
+        </w:rPr>
+        <w:t>input</w:t>
+      </w:r>
+      <w:r>
+        <w:rPr>
+          <w:b w:val="0"/>
+        </w:rPr>
+        <w:t xml:space="preserve"> it uses.</w:t>
+      </w:r>
+    </w:p>
+    <w:p>
+      <w:pPr>
+        <w:pStyle w:val="Heading3"/>
+      </w:pPr>
+      <w:r>
+        <w:t>My picture explanation, deciding evidence and one limit</w:t>
+      </w:r>
+    </w:p>
+    <w:p>
+      <w:r>
+        <w:t>________________________________________________________________</w:t>
+      </w:r>
+    </w:p>
+    <w:p>
+      <w:r>
+        <w:t>________________________________________________________________</w:t>
+      </w:r>
+    </w:p>
+    <w:p>
+      <w:r>
+        <w:t>________________________________________________________________</w:t>
+      </w:r>
+    </w:p>
+    <w:p>
+      <w:r>
+        <w:t>________________________________________________________________</w:t>
+      </w:r>
+    </w:p>
+    <w:p>
+      <w:pPr>
+        <w:pStyle w:val="Heading3"/>
+      </w:pPr>
+      <w:r>
+        <w:t>03. Finding primary research — evidence trace</w:t>
+      </w:r>
+    </w:p>
+    <w:p>
+      <w:r>
+        <w:drawing>
+          <wp:inline xmlns:a="http://schemas.openxmlformats.org/drawingml/2006/main" xmlns:pic="http://schemas.openxmlformats.org/drawingml/2006/picture">
+            <wp:extent cx="5486400" cy="2843784"/>
+            <wp:docPr id="4" name="Picture 4" descr="Finding primary research — evidence trace. A blog says experiment had100 cases; original methods say40 and supplementary version says60 after revision. | Record title, authors, version, date, identifier and access location. Distinguish paper, code, data and commentary. Verify that a quoted claim belongs to the cited version. | Track versions and use the correct original record for the claim. The blog is secondary; the two original versions must not be merged silently."/>
+            <wp:cNvGraphicFramePr>
+              <a:graphicFrameLocks noChangeAspect="1"/>
+            </wp:cNvGraphicFramePr>
+            <a:graphic>
+              <a:graphicData uri="http://schemas.openxmlformats.org/drawingml/2006/picture">
+                <pic:pic>
+                  <pic:nvPicPr>
+                    <pic:cNvPr id="0" name="academy-story-ai-7-3-03.png"/>
+                    <pic:cNvPicPr/>
+                  </pic:nvPicPr>
+                  <pic:blipFill>
+                    <a:blip r:embed="rId12"/>
+                    <a:stretch>
+                      <a:fillRect/>
+                    </a:stretch>
+                  </pic:blipFill>
+                  <pic:spPr>
+                    <a:xfrm>
+                      <a:off x="0" y="0"/>
+                      <a:ext cx="5486400" cy="2843784"/>
+                    </a:xfrm>
+                    <a:prstGeom prst="rect"/>
+                  </pic:spPr>
+                </pic:pic>
+              </a:graphicData>
+            </a:graphic>
+          </wp:inline>
+        </w:drawing>
+      </w:r>
+    </w:p>
+    <w:p>
+      <w:pPr>
+        <w:spacing w:line="336" w:lineRule="auto" w:after="180"/>
+      </w:pPr>
+      <w:r>
+        <w:rPr>
+          <w:b w:val="0"/>
+        </w:rPr>
+        <w:t xml:space="preserve">Finding primary research — </w:t>
+      </w:r>
+      <w:r>
+        <w:rPr>
+          <w:b/>
+        </w:rPr>
+        <w:t>evidence</w:t>
+      </w:r>
+      <w:r>
+        <w:rPr>
+          <w:b w:val="0"/>
+        </w:rPr>
+        <w:t xml:space="preserve"> trace. A blog says experiment had100 cases; original methods say40 and supplementary version says60 after revision. | Record title, authors, version, date, identifier and access location.</w:t>
+      </w:r>
+    </w:p>
+    <w:p>
+      <w:pPr>
+        <w:spacing w:line="336" w:lineRule="auto" w:after="180"/>
+      </w:pPr>
+      <w:r>
+        <w:rPr>
+          <w:b w:val="0"/>
+        </w:rPr>
+        <w:t>Distinguish paper, code, data and commentary. Verify that a quoted claim belongs to the cited version. | Track versions and use the correct original record for the claim.</w:t>
+      </w:r>
+    </w:p>
+    <w:p>
+      <w:pPr>
+        <w:spacing w:line="336" w:lineRule="auto" w:after="180"/>
+      </w:pPr>
+      <w:r>
+        <w:rPr>
+          <w:b w:val="0"/>
+        </w:rPr>
+        <w:t>The blog is secondary; the two original versions must not be merged silently.</w:t>
+      </w:r>
+    </w:p>
+    <w:p>
+      <w:pPr>
+        <w:spacing w:line="336" w:lineRule="auto" w:after="180"/>
+        <w:shd w:fill="F5F1FB"/>
+      </w:pPr>
+      <w:r>
+        <w:rPr>
+          <w:b w:val="0"/>
+        </w:rPr>
+        <w:t>Read the labels and values. Explain the relationship the model shows.</w:t>
+      </w:r>
+    </w:p>
+    <w:p>
+      <w:pPr>
+        <w:pStyle w:val="Heading3"/>
+      </w:pPr>
+      <w:r>
+        <w:t>My picture explanation, deciding evidence and one limit</w:t>
+      </w:r>
+    </w:p>
+    <w:p>
+      <w:r>
+        <w:t>________________________________________________________________</w:t>
+      </w:r>
+    </w:p>
+    <w:p>
+      <w:r>
+        <w:t>________________________________________________________________</w:t>
+      </w:r>
+    </w:p>
+    <w:p>
+      <w:r>
+        <w:t>________________________________________________________________</w:t>
+      </w:r>
+    </w:p>
+    <w:p>
+      <w:r>
+        <w:t>________________________________________________________________</w:t>
+      </w:r>
+    </w:p>
+    <w:p>
+      <w:pPr>
+        <w:pStyle w:val="Heading3"/>
+      </w:pPr>
+      <w:r>
+        <w:t>04. Change one thing. Trace what follows.</w:t>
+      </w:r>
+    </w:p>
+    <w:p>
+      <w:r>
+        <w:drawing>
+          <wp:inline xmlns:a="http://schemas.openxmlformats.org/drawingml/2006/main" xmlns:pic="http://schemas.openxmlformats.org/drawingml/2006/picture">
+            <wp:extent cx="5486400" cy="3026664"/>
+            <wp:docPr id="5" name="Picture 5" descr="Original case: Keep report version and page or table reference with the exact scoped result. Changed condition: The original report is unavailable and only the blog remains. Expected result: Mark the measurement as unverified rather than filling in absent methods. Reason: The summary cannot supply details that have not been inspected."/>
+            <wp:cNvGraphicFramePr>
+              <a:graphicFrameLocks noChangeAspect="1"/>
+            </wp:cNvGraphicFramePr>
+            <a:graphic>
+              <a:graphicData uri="http://schemas.openxmlformats.org/drawingml/2006/picture">
+                <pic:pic>
+                  <pic:nvPicPr>
+                    <pic:cNvPr id="0" name="academy-story-ai-7-3-04.png"/>
+                    <pic:cNvPicPr/>
+                  </pic:nvPicPr>
+                  <pic:blipFill>
+                    <a:blip r:embed="rId13"/>
+                    <a:stretch>
+                      <a:fillRect/>
+                    </a:stretch>
+                  </pic:blipFill>
+                  <pic:spPr>
+                    <a:xfrm>
+                      <a:off x="0" y="0"/>
+                      <a:ext cx="5486400" cy="3026664"/>
+                    </a:xfrm>
+                    <a:prstGeom prst="rect"/>
+                  </pic:spPr>
+                </pic:pic>
+              </a:graphicData>
+            </a:graphic>
+          </wp:inline>
+        </w:drawing>
+      </w:r>
+    </w:p>
+    <w:p>
+      <w:pPr>
+        <w:spacing w:line="336" w:lineRule="auto" w:after="180"/>
+      </w:pPr>
+      <w:r>
+        <w:rPr>
+          <w:b w:val="0"/>
+        </w:rPr>
+        <w:t>Original case: Keep report version and page or table reference with the exact scoped result. Changed condition: The original report is unavailable and only the blog remains.</w:t>
+      </w:r>
+    </w:p>
+    <w:p>
+      <w:pPr>
+        <w:spacing w:line="336" w:lineRule="auto" w:after="180"/>
+      </w:pPr>
+      <w:r>
+        <w:rPr>
+          <w:b w:val="0"/>
+        </w:rPr>
+        <w:t>Expected result: Mark the measurement as unverified rather than filling in absent methods. Reason: The summary cannot supply details that have not been inspected.</w:t>
+      </w:r>
+    </w:p>
+    <w:p>
+      <w:pPr>
+        <w:spacing w:line="336" w:lineRule="auto" w:after="180"/>
+        <w:shd w:fill="F5F1FB"/>
+      </w:pPr>
+      <w:r>
+        <w:rPr>
+          <w:b w:val="0"/>
+        </w:rPr>
+        <w:t>Predict before checking the worked changed-case result. Name what changed and what the supplied facts allow you to conclude.</w:t>
+      </w:r>
+    </w:p>
+    <w:p>
+      <w:pPr>
+        <w:pStyle w:val="Heading3"/>
+      </w:pPr>
+      <w:r>
+        <w:t>My picture explanation, deciding evidence and one limit</w:t>
+      </w:r>
+    </w:p>
+    <w:p>
+      <w:r>
+        <w:t>________________________________________________________________</w:t>
+      </w:r>
+    </w:p>
+    <w:p>
+      <w:r>
+        <w:t>________________________________________________________________</w:t>
+      </w:r>
+    </w:p>
+    <w:p>
+      <w:r>
+        <w:t>________________________________________________________________</w:t>
+      </w:r>
+    </w:p>
+    <w:p>
+      <w:r>
+        <w:t>________________________________________________________________</w:t>
+      </w:r>
+    </w:p>
+    <w:p>
+      <w:pPr>
+        <w:pStyle w:val="Heading3"/>
+      </w:pPr>
+      <w:r>
+        <w:t>05. Connect the explanation to its limit</w:t>
+      </w:r>
+    </w:p>
+    <w:p>
+      <w:r>
+        <w:drawing>
+          <wp:inline xmlns:a="http://schemas.openxmlformats.org/drawingml/2006/main" xmlns:pic="http://schemas.openxmlformats.org/drawingml/2006/picture">
+            <wp:extent cx="5486400" cy="2834640"/>
+            <wp:docPr id="6" name="Picture 6" descr="Primary research exposes the procedure and observations behind a summary. It still needs scrutiny; being original does not make every interpretation correct. Limit: This example names fictional documents; it is a source-tracing exercise, not a real literature citation."/>
+            <wp:cNvGraphicFramePr>
+              <a:graphicFrameLocks noChangeAspect="1"/>
+            </wp:cNvGraphicFramePr>
+            <a:graphic>
+              <a:graphicData uri="http://schemas.openxmlformats.org/drawingml/2006/picture">
+                <pic:pic>
+                  <pic:nvPicPr>
+                    <pic:cNvPr id="0" name="academy-story-ai-7-3-05.png"/>
+                    <pic:cNvPicPr/>
+                  </pic:nvPicPr>
+                  <pic:blipFill>
+                    <a:blip r:embed="rId14"/>
+                    <a:stretch>
+                      <a:fillRect/>
+                    </a:stretch>
+                  </pic:blipFill>
+                  <pic:spPr>
+                    <a:xfrm>
+                      <a:off x="0" y="0"/>
+                      <a:ext cx="5486400" cy="2834640"/>
+                    </a:xfrm>
+                    <a:prstGeom prst="rect"/>
+                  </pic:spPr>
+                </pic:pic>
+              </a:graphicData>
+            </a:graphic>
+          </wp:inline>
+        </w:drawing>
+      </w:r>
+    </w:p>
+    <w:p>
+      <w:pPr>
+        <w:spacing w:line="336" w:lineRule="auto" w:after="180"/>
+      </w:pPr>
+      <w:r>
+        <w:rPr>
+          <w:b w:val="0"/>
+        </w:rPr>
+        <w:t xml:space="preserve">Primary research exposes the procedure and </w:t>
+      </w:r>
+      <w:r>
+        <w:rPr>
+          <w:b/>
+        </w:rPr>
+        <w:t>observation</w:t>
+      </w:r>
+      <w:r>
+        <w:rPr>
+          <w:b w:val="0"/>
+        </w:rPr>
+        <w:t>s behind a summary. It still needs scrutiny; being original does not make every interpretation correct.</w:t>
+      </w:r>
+    </w:p>
+    <w:p>
+      <w:pPr>
+        <w:spacing w:line="336" w:lineRule="auto" w:after="180"/>
+      </w:pPr>
+      <w:r>
+        <w:rPr>
+          <w:b w:val="0"/>
+        </w:rPr>
+        <w:t>Limit: This example names fictional documents; it is a source-tracing exercise, not a real literature citation.</w:t>
+      </w:r>
+    </w:p>
+    <w:p>
+      <w:pPr>
+        <w:spacing w:line="336" w:lineRule="auto" w:after="180"/>
+        <w:shd w:fill="F5F1FB"/>
+      </w:pPr>
+      <w:r>
+        <w:rPr>
+          <w:b w:val="0"/>
+        </w:rPr>
+        <w:t>Explain the case, then point to a limit on the claim.</w:t>
+      </w:r>
+    </w:p>
+    <w:p>
+      <w:pPr>
+        <w:pStyle w:val="Heading3"/>
+      </w:pPr>
+      <w:r>
+        <w:t>My picture explanation, deciding evidence and one limit</w:t>
+      </w:r>
+    </w:p>
+    <w:p>
+      <w:r>
+        <w:t>________________________________________________________________</w:t>
+      </w:r>
+    </w:p>
+    <w:p>
+      <w:r>
+        <w:t>________________________________________________________________</w:t>
+      </w:r>
+    </w:p>
+    <w:p>
+      <w:r>
+        <w:t>________________________________________________________________</w:t>
+      </w:r>
+    </w:p>
+    <w:p>
+      <w:r>
+        <w:t>________________________________________________________________</w:t>
+      </w:r>
+    </w:p>
+    <w:p>
+      <w:pPr>
+        <w:pStyle w:val="Heading3"/>
+      </w:pPr>
+      <w:r>
+        <w:t>06. Make the idea visible in your project</w:t>
+      </w:r>
+    </w:p>
+    <w:p>
+      <w:r>
+        <w:drawing>
+          <wp:inline xmlns:a="http://schemas.openxmlformats.org/drawingml/2006/main" xmlns:pic="http://schemas.openxmlformats.org/drawingml/2006/picture">
+            <wp:extent cx="5486400" cy="3681984"/>
+            <wp:docPr id="7" name="Picture 7" descr="For the Reproducible AI Research Study, retain an annotated worked trace and the changed-case reasoning. Connect the claim to its records, units and assumptions so another investigator can challenge or reproduce it. Draw your input, deciding step, result and limit. Supported question: Separate what the blog claims from what the original report records. Which methods and denominator must be inspected, and what status is honest if the original report is unavailable?"/>
+            <wp:cNvGraphicFramePr>
+              <a:graphicFrameLocks noChangeAspect="1"/>
+            </wp:cNvGraphicFramePr>
+            <a:graphic>
+              <a:graphicData uri="http://schemas.openxmlformats.org/drawingml/2006/picture">
+                <pic:pic>
+                  <pic:nvPicPr>
+                    <pic:cNvPr id="0" name="academy-story-ai-7-3-06.png"/>
+                    <pic:cNvPicPr/>
+                  </pic:nvPicPr>
+                  <pic:blipFill>
+                    <a:blip r:embed="rId15"/>
+                    <a:stretch>
+                      <a:fillRect/>
+                    </a:stretch>
+                  </pic:blipFill>
+                  <pic:spPr>
+                    <a:xfrm>
+                      <a:off x="0" y="0"/>
+                      <a:ext cx="5486400" cy="3681984"/>
+                    </a:xfrm>
+                    <a:prstGeom prst="rect"/>
+                  </pic:spPr>
+                </pic:pic>
+              </a:graphicData>
+            </a:graphic>
+          </wp:inline>
+        </w:drawing>
+      </w:r>
+    </w:p>
+    <w:p>
+      <w:pPr>
+        <w:spacing w:line="336" w:lineRule="auto" w:after="180"/>
+      </w:pPr>
+      <w:r>
+        <w:rPr>
+          <w:b w:val="0"/>
+        </w:rPr>
+        <w:t>For the Reproducible AI Research Study, retain an annotated worked trace and the changed-case reasoning. Connect the claim to its records, units and assumptions so another investigator can challenge or reproduce it.</w:t>
+      </w:r>
+    </w:p>
+    <w:p>
+      <w:pPr>
+        <w:spacing w:line="336" w:lineRule="auto" w:after="180"/>
+      </w:pPr>
+      <w:r>
+        <w:rPr>
+          <w:b w:val="0"/>
+        </w:rPr>
+        <w:t xml:space="preserve">Draw your </w:t>
+      </w:r>
+      <w:r>
+        <w:rPr>
+          <w:b/>
+        </w:rPr>
+        <w:t>input</w:t>
+      </w:r>
+      <w:r>
+        <w:rPr>
+          <w:b w:val="0"/>
+        </w:rPr>
+        <w:t>, deciding step, result and limit. Supported question: Separate what the blog claims from what the original report records.</w:t>
+      </w:r>
+    </w:p>
+    <w:p>
+      <w:pPr>
+        <w:spacing w:line="336" w:lineRule="auto" w:after="180"/>
+      </w:pPr>
+      <w:r>
+        <w:rPr>
+          <w:b w:val="0"/>
+        </w:rPr>
+        <w:t>Which methods and denominator must be inspected, and what status is honest if the original report is unavailable?</w:t>
+      </w:r>
+    </w:p>
+    <w:p>
+      <w:pPr>
+        <w:spacing w:line="336" w:lineRule="auto" w:after="180"/>
+        <w:shd w:fill="F5F1FB"/>
+      </w:pPr>
+      <w:r>
+        <w:rPr>
+          <w:b w:val="0"/>
+        </w:rPr>
+        <w:t xml:space="preserve">Draw your project trace and justify the deciding step using </w:t>
+      </w:r>
+      <w:r>
+        <w:rPr>
+          <w:b/>
+        </w:rPr>
+        <w:t>evidence</w:t>
+      </w:r>
+      <w:r>
+        <w:rPr>
+          <w:b w:val="0"/>
+        </w:rPr>
+        <w:t>.</w:t>
+      </w:r>
+    </w:p>
+    <w:p>
+      <w:pPr>
+        <w:pStyle w:val="Heading3"/>
+      </w:pPr>
+      <w:r>
+        <w:t>My picture explanation, deciding evidence and one limit</w:t>
       </w:r>
     </w:p>
     <w:p>

--- a/downloads/workbook/ai-7-week-03.docx
+++ b/downloads/workbook/ai-7-week-03.docx
@@ -25,22 +25,45 @@
         <w:pStyle w:val="Heading1"/>
       </w:pPr>
       <w:r>
-        <w:t>01. Recall and choose your starting point</w:t>
-      </w:r>
-    </w:p>
-    <w:p>
-      <w:r>
-        <w:t>Record your starting explanation for Finding primary research before opening notes. Show any later correction separately.</w:t>
-      </w:r>
-    </w:p>
-    <w:p>
-      <w:pPr>
-        <w:spacing w:line="336" w:lineRule="auto" w:after="180"/>
-      </w:pPr>
-      <w:r>
-        <w:rPr>
-          <w:b w:val="0"/>
-        </w:rPr>
+        <w:t>One complete versioned source and claim trail.</w:t>
+      </w:r>
+    </w:p>
+    <w:p>
+      <w:r>
+        <w:t>Keep identity, artifact role, dataset/metric, locator, access status and unresolved mismatches together.</w:t>
+      </w:r>
+    </w:p>
+    <w:p>
+      <w:r>
+        <w:t>Recall → W1–W3/W5 → independent source mismatch → literature-source project → delayed return.</w:t>
+      </w:r>
+    </w:p>
+    <w:p>
+      <w:pPr>
+        <w:pStyle w:val="Heading1"/>
+      </w:pPr>
+      <w:r>
+        <w:t>01. Recall · Retrieve before notes</w:t>
+      </w:r>
+    </w:p>
+    <w:p>
+      <w:r>
+        <w:t>Keep this task’s inputs,rule and response together.</w:t>
+      </w:r>
+    </w:p>
+    <w:p>
+      <w:pPr>
+        <w:pStyle w:val="Heading2"/>
+      </w:pPr>
+      <w:r>
+        <w:t>Complete task and evidence</w:t>
+      </w:r>
+    </w:p>
+    <w:p>
+      <w:pPr>
+        <w:pStyle w:val="ListBullet"/>
+      </w:pPr>
+      <w:r>
         <w:t>Try the recall before opening notes. Then use a different colour or a labelled second line to correct your explanation.</w:t>
       </w:r>
     </w:p>
@@ -54,12 +77,9 @@
     </w:p>
     <w:p>
       <w:pPr>
-        <w:spacing w:line="336" w:lineRule="auto" w:after="180"/>
-      </w:pPr>
-      <w:r>
-        <w:rPr>
-          <w:b w:val="0"/>
-        </w:rPr>
+        <w:pStyle w:val="ListBullet"/>
+      </w:pPr>
+      <w:r>
         <w:t>Without opening the old lesson, explain one key idea from Reading a research claim. Give an example and a mistake that the idea helps you avoid.</w:t>
       </w:r>
     </w:p>
@@ -91,123 +111,44 @@
         <w:pStyle w:val="Heading1"/>
       </w:pPr>
       <w:r>
-        <w:t>02. Practise with fading help</w:t>
-      </w:r>
-    </w:p>
-    <w:p>
-      <w:r>
-        <w:t>Complete the supported Finding primary research trace and record the first step you can explain without help.</w:t>
-      </w:r>
-    </w:p>
-    <w:p>
-      <w:pPr>
-        <w:spacing w:line="336" w:lineRule="auto" w:after="180"/>
-      </w:pPr>
-      <w:r>
-        <w:rPr>
-          <w:b w:val="0"/>
-        </w:rPr>
-        <w:t>Use W2: Trace the worked case for Finding primary research. Record the answer once; the lesson and workbook refer to the same attempt.</w:t>
-      </w:r>
-    </w:p>
-    <w:tbl>
-      <w:tblPr>
-        <w:tblStyle w:val="LightShading-Accent1"/>
-        <w:tblW w:type="auto" w:w="0"/>
-        <w:tblLook w:firstColumn="1" w:firstRow="1" w:lastColumn="0" w:lastRow="0" w:noHBand="0" w:noVBand="1" w:val="04A0"/>
-      </w:tblPr>
-      <w:tblGrid>
-        <w:gridCol w:w="2556"/>
-        <w:gridCol w:w="2556"/>
-        <w:gridCol w:w="2556"/>
-        <w:gridCol w:w="2556"/>
-      </w:tblGrid>
-      <w:tr>
-        <w:trPr>
-          <w:tblHeader/>
-        </w:trPr>
-        <w:tc>
-          <w:tcPr>
-            <w:tcW w:type="dxa" w:w="2556"/>
-          </w:tcPr>
-          <w:p>
-            <w:r>
-              <w:t>Given inputs</w:t>
-            </w:r>
-          </w:p>
-        </w:tc>
-        <w:tc>
-          <w:tcPr>
-            <w:tcW w:type="dxa" w:w="2556"/>
-          </w:tcPr>
-          <w:p>
-            <w:r>
-              <w:t>Procedure I chose</w:t>
-            </w:r>
-          </w:p>
-        </w:tc>
-        <w:tc>
-          <w:tcPr>
-            <w:tcW w:type="dxa" w:w="2556"/>
-          </w:tcPr>
-          <w:p>
-            <w:r>
-              <w:t>Middle steps</w:t>
-            </w:r>
-          </w:p>
-        </w:tc>
-        <w:tc>
-          <w:tcPr>
-            <w:tcW w:type="dxa" w:w="2556"/>
-          </w:tcPr>
-          <w:p>
-            <w:r>
-              <w:t>Result and check</w:t>
-            </w:r>
-          </w:p>
-        </w:tc>
-      </w:tr>
-      <w:tr>
-        <w:tc>
-          <w:tcPr>
-            <w:tcW w:type="dxa" w:w="2556"/>
-          </w:tcPr>
-          <w:p>
-            <w:r/>
-          </w:p>
-        </w:tc>
-        <w:tc>
-          <w:tcPr>
-            <w:tcW w:type="dxa" w:w="2556"/>
-          </w:tcPr>
-          <w:p>
-            <w:r/>
-          </w:p>
-        </w:tc>
-        <w:tc>
-          <w:tcPr>
-            <w:tcW w:type="dxa" w:w="2556"/>
-          </w:tcPr>
-          <w:p>
-            <w:r/>
-          </w:p>
-        </w:tc>
-        <w:tc>
-          <w:tcPr>
-            <w:tcW w:type="dxa" w:w="2556"/>
-          </w:tcPr>
-          <w:p>
-            <w:r/>
-          </w:p>
-        </w:tc>
-      </w:tr>
-    </w:tbl>
+        <w:t>05. W1 · Explain the current example</w:t>
+      </w:r>
+    </w:p>
+    <w:p>
+      <w:r>
+        <w:t>Keep this task’s inputs,rule and response together.</w:t>
+      </w:r>
+    </w:p>
+    <w:p>
+      <w:pPr>
+        <w:pStyle w:val="Heading2"/>
+      </w:pPr>
+      <w:r>
+        <w:t>Complete task and evidence</w:t>
+      </w:r>
+    </w:p>
+    <w:p>
+      <w:pPr>
+        <w:pStyle w:val="ListBullet"/>
+      </w:pPr>
+      <w:r>
+        <w:t>Primary research reports a study’s own methods/results; secondary summaries help discovery but do not replace inspection. Record title, authors, version, date, identifier, access location and exact claim locator together with dataset/metric/denominator. Complete fictional main cards: BLOG-R newsletter v1 says 100 cases without supplied primary support; “Room Retrieval Pilot”, Fictional Team R, STUDY-R-v1 dated 2026-01-01 methods §2 says 40; revised supplement STUDY-R-v2 dated 2026-01-02 revised methods §2 says 60. These are internal classroom card labels, not real papers or identifiers. Keep version-specific counts; case membership/revision explanation and raw appendix are not supplied, so do not add or independently verify them. Separate BENCH-v1 fictional report methods §2 has ten fixed labelled tasks; Table 1 reports 9/10 correct. Blog “90% reliable” omits task-set scope. If original unavailable, retain secondary/unverified status and do not claim methods/results inspection. Paper/code/data/commentary are distinct artifacts; primary status itself does not ensure quality. No actual literature search or real citation is claimed.</w:t>
+      </w:r>
+    </w:p>
+    <w:p>
+      <w:pPr>
+        <w:pStyle w:val="ListBullet"/>
+      </w:pPr>
+      <w:r>
+        <w:t>Explain the weekly mechanism in your own words. Use the worked scenario to name its input, decision rule and output.</w:t>
+      </w:r>
+    </w:p>
     <w:p>
       <w:pPr>
         <w:pStyle w:val="Heading3"/>
       </w:pPr>
       <w:r>
-        <w:t>The step I completed without help, and the hint I needed</w:t>
+        <w:t>My reasoning and evidence</w:t>
       </w:r>
     </w:p>
     <w:p>
@@ -226,38 +167,55 @@
       </w:r>
     </w:p>
     <w:p>
+      <w:r>
+        <w:t>________________________________________________________________</w:t>
+      </w:r>
+    </w:p>
+    <w:p>
+      <w:r>
+        <w:t>________________________________________________________________</w:t>
+      </w:r>
+    </w:p>
+    <w:p>
+      <w:r>
+        <w:t>________________________________________________________________</w:t>
+      </w:r>
+    </w:p>
+    <w:p>
       <w:pPr>
         <w:pStyle w:val="Heading1"/>
       </w:pPr>
       <w:r>
-        <w:t>03. Individual reasoning check</w:t>
-      </w:r>
-    </w:p>
-    <w:p>
-      <w:r>
-        <w:t>Check the proposed Finding primary research explanation against the supplied facts before discussing it.</w:t>
-      </w:r>
-    </w:p>
-    <w:p>
-      <w:pPr>
-        <w:spacing w:line="336" w:lineRule="auto" w:after="180"/>
-      </w:pPr>
-      <w:r>
-        <w:rPr>
-          <w:b w:val="0"/>
-        </w:rPr>
-        <w:t>Use the worked case for Finding primary research. Proposed explanation: “The worked result establishes every future case”. Decide whether this explanation is supported.</w:t>
-      </w:r>
-    </w:p>
-    <w:p>
-      <w:pPr>
-        <w:spacing w:line="336" w:lineRule="auto" w:after="180"/>
-      </w:pPr>
-      <w:r>
-        <w:rPr>
-          <w:b w:val="0"/>
-        </w:rPr>
-        <w:t>Point to the step or supplied fact that decides; explain your repair if needed.</w:t>
+        <w:t>06. W2 · Trace the worked case</w:t>
+      </w:r>
+    </w:p>
+    <w:p>
+      <w:r>
+        <w:t>Keep the supplied inputs, comparison rule and evidence together.</w:t>
+      </w:r>
+    </w:p>
+    <w:p>
+      <w:pPr>
+        <w:pStyle w:val="Heading2"/>
+      </w:pPr>
+      <w:r>
+        <w:t>Complete task and evidence</w:t>
+      </w:r>
+    </w:p>
+    <w:p>
+      <w:pPr>
+        <w:pStyle w:val="ListBullet"/>
+      </w:pPr>
+      <w:r>
+        <w:t>Primary research reports a study’s own methods/results; secondary summaries help discovery but do not replace inspection. Record title, authors, version, date, identifier, access location and exact claim locator together with dataset/metric/denominator. Complete fictional main cards: BLOG-R newsletter v1 says 100 cases without supplied primary support; “Room Retrieval Pilot”, Fictional Team R, STUDY-R-v1 dated 2026-01-01 methods §2 says 40; revised supplement STUDY-R-v2 dated 2026-01-02 revised methods §2 says 60. These are internal classroom card labels, not real papers or identifiers. Keep version-specific counts; case membership/revision explanation and raw appendix are not supplied, so do not add or independently verify them. Separate BENCH-v1 fictional report methods §2 has ten fixed labelled tasks; Table 1 reports 9/10 correct. Blog “90% reliable” omits task-set scope. If original unavailable, retain secondary/unverified status and do not claim methods/results inspection. Paper/code/data/commentary are distinct artifacts; primary status itself does not ensure quality. No actual literature search or real citation is claimed.</w:t>
+      </w:r>
+    </w:p>
+    <w:p>
+      <w:pPr>
+        <w:pStyle w:val="ListBullet"/>
+      </w:pPr>
+      <w:r>
+        <w:t>A blog says experiment had 100 cases; original methods say 40 and supplementary version says 60 after revision. Show the intermediate steps and give the conclusion with its scope.</w:t>
       </w:r>
     </w:p>
     <w:p>
@@ -265,7 +223,7 @@
         <w:pStyle w:val="Heading3"/>
       </w:pPr>
       <w:r>
-        <w:t>My explanation before partner discussion</w:t>
+        <w:t>My reasoning and evidence</w:t>
       </w:r>
     </w:p>
     <w:p>
@@ -289,16 +247,55 @@
       </w:r>
     </w:p>
     <w:p>
+      <w:r>
+        <w:t>________________________________________________________________</w:t>
+      </w:r>
+    </w:p>
+    <w:p>
+      <w:r>
+        <w:t>________________________________________________________________</w:t>
+      </w:r>
+    </w:p>
+    <w:p>
+      <w:r>
+        <w:t>________________________________________________________________</w:t>
+      </w:r>
+    </w:p>
+    <w:p>
       <w:pPr>
         <w:pStyle w:val="Heading1"/>
       </w:pPr>
       <w:r>
-        <w:t>04. Independent transfer case</w:t>
-      </w:r>
-    </w:p>
-    <w:p>
-      <w:r>
-        <w:t>Write one first attempt at the reserved independent case before feedback. Repeated copies of that case refer to the same recorded attempt.</w:t>
+        <w:t>07. W3 · Repair a misconception</w:t>
+      </w:r>
+    </w:p>
+    <w:p>
+      <w:r>
+        <w:t>Keep this task’s inputs,rule and response together.</w:t>
+      </w:r>
+    </w:p>
+    <w:p>
+      <w:pPr>
+        <w:pStyle w:val="Heading2"/>
+      </w:pPr>
+      <w:r>
+        <w:t>Complete task and evidence</w:t>
+      </w:r>
+    </w:p>
+    <w:p>
+      <w:pPr>
+        <w:pStyle w:val="ListBullet"/>
+      </w:pPr>
+      <w:r>
+        <w:t>Primary research reports a study’s own methods/results; secondary summaries help discovery but do not replace inspection. Record title, authors, version, date, identifier, access location and exact claim locator together with dataset/metric/denominator. Complete fictional main cards: BLOG-R newsletter v1 says 100 cases without supplied primary support; “Room Retrieval Pilot”, Fictional Team R, STUDY-R-v1 dated 2026-01-01 methods §2 says 40; revised supplement STUDY-R-v2 dated 2026-01-02 revised methods §2 says 60. These are internal classroom card labels, not real papers or identifiers. Keep version-specific counts; case membership/revision explanation and raw appendix are not supplied, so do not add or independently verify them. Separate BENCH-v1 fictional report methods §2 has ten fixed labelled tasks; Table 1 reports 9/10 correct. Blog “90% reliable” omits task-set scope. If original unavailable, retain secondary/unverified status and do not claim methods/results inspection. Paper/code/data/commentary are distinct artifacts; primary status itself does not ensure quality. No actual literature search or real citation is claimed.</w:t>
+      </w:r>
+    </w:p>
+    <w:p>
+      <w:pPr>
+        <w:pStyle w:val="ListBullet"/>
+      </w:pPr>
+      <w:r>
+        <w:t>A report omits this qualification: Being primary does not guarantee soundness; methods and evidence still require assessment. Explain how omitting it could change a reader's interpretation, and write an accurate replacement.</w:t>
       </w:r>
     </w:p>
     <w:p>
@@ -306,18 +303,153 @@
         <w:pStyle w:val="Heading3"/>
       </w:pPr>
       <w:r>
+        <w:t>My reasoning and evidence</w:t>
+      </w:r>
+    </w:p>
+    <w:p>
+      <w:r>
+        <w:t>________________________________________________________________</w:t>
+      </w:r>
+    </w:p>
+    <w:p>
+      <w:r>
+        <w:t>________________________________________________________________</w:t>
+      </w:r>
+    </w:p>
+    <w:p>
+      <w:r>
+        <w:t>________________________________________________________________</w:t>
+      </w:r>
+    </w:p>
+    <w:p>
+      <w:r>
+        <w:t>________________________________________________________________</w:t>
+      </w:r>
+    </w:p>
+    <w:p>
+      <w:r>
+        <w:t>________________________________________________________________</w:t>
+      </w:r>
+    </w:p>
+    <w:p>
+      <w:r>
+        <w:t>________________________________________________________________</w:t>
+      </w:r>
+    </w:p>
+    <w:p>
+      <w:pPr>
+        <w:pStyle w:val="Heading1"/>
+      </w:pPr>
+      <w:r>
+        <w:t>09. W5 · Explain the limitation</w:t>
+      </w:r>
+    </w:p>
+    <w:p>
+      <w:r>
+        <w:t>Keep this task’s inputs,rule and response together.</w:t>
+      </w:r>
+    </w:p>
+    <w:p>
+      <w:pPr>
+        <w:pStyle w:val="Heading2"/>
+      </w:pPr>
+      <w:r>
+        <w:t>Complete task and evidence</w:t>
+      </w:r>
+    </w:p>
+    <w:p>
+      <w:pPr>
+        <w:pStyle w:val="ListBullet"/>
+      </w:pPr>
+      <w:r>
+        <w:t>Primary research reports a study’s own methods/results; secondary summaries help discovery but do not replace inspection. Record title, authors, version, date, identifier, access location and exact claim locator together with dataset/metric/denominator. Complete fictional main cards: BLOG-R newsletter v1 says 100 cases without supplied primary support; “Room Retrieval Pilot”, Fictional Team R, STUDY-R-v1 dated 2026-01-01 methods §2 says 40; revised supplement STUDY-R-v2 dated 2026-01-02 revised methods §2 says 60. These are internal classroom card labels, not real papers or identifiers. Keep version-specific counts; case membership/revision explanation and raw appendix are not supplied, so do not add or independently verify them. Separate BENCH-v1 fictional report methods §2 has ten fixed labelled tasks; Table 1 reports 9/10 correct. Blog “90% reliable” omits task-set scope. If original unavailable, retain secondary/unverified status and do not claim methods/results inspection. Paper/code/data/commentary are distinct artifacts; primary status itself does not ensure quality. No actual literature search or real citation is claimed.</w:t>
+      </w:r>
+    </w:p>
+    <w:p>
+      <w:pPr>
+        <w:pStyle w:val="ListBullet"/>
+      </w:pPr>
+      <w:r>
+        <w:t>For the worked scenario, propose one additional case that could reveal a failure, describe its expected outcome before running it, and explain what would need to remain fixed for a fair comparison. Do not reuse W4 as a new final test after receiving feedback.</w:t>
+      </w:r>
+    </w:p>
+    <w:p>
+      <w:pPr>
+        <w:pStyle w:val="Heading3"/>
+      </w:pPr>
+      <w:r>
+        <w:t>My reasoning and evidence</w:t>
+      </w:r>
+    </w:p>
+    <w:p>
+      <w:r>
+        <w:t>________________________________________________________________</w:t>
+      </w:r>
+    </w:p>
+    <w:p>
+      <w:r>
+        <w:t>________________________________________________________________</w:t>
+      </w:r>
+    </w:p>
+    <w:p>
+      <w:r>
+        <w:t>________________________________________________________________</w:t>
+      </w:r>
+    </w:p>
+    <w:p>
+      <w:r>
+        <w:t>________________________________________________________________</w:t>
+      </w:r>
+    </w:p>
+    <w:p>
+      <w:r>
+        <w:t>________________________________________________________________</w:t>
+      </w:r>
+    </w:p>
+    <w:p>
+      <w:r>
+        <w:t>________________________________________________________________</w:t>
+      </w:r>
+    </w:p>
+    <w:p>
+      <w:r>
+        <w:t>________________________________________________________________</w:t>
+      </w:r>
+    </w:p>
+    <w:p>
+      <w:pPr>
+        <w:pStyle w:val="Heading1"/>
+      </w:pPr>
+      <w:r>
+        <w:t>04. Try alone · Selected transfer</w:t>
+      </w:r>
+    </w:p>
+    <w:p>
+      <w:r>
+        <w:t>Keep this task’s inputs,rule and response together.</w:t>
+      </w:r>
+    </w:p>
+    <w:p>
+      <w:pPr>
+        <w:pStyle w:val="Heading2"/>
+      </w:pPr>
+      <w:r>
+        <w:t>Complete task and evidence</w:t>
+      </w:r>
+    </w:p>
+    <w:p>
+      <w:pPr>
+        <w:pStyle w:val="Heading3"/>
+      </w:pPr>
+      <w:r>
         <w:t>Independent case: Apply a new case independently</w:t>
       </w:r>
     </w:p>
     <w:p>
       <w:pPr>
-        <w:spacing w:line="336" w:lineRule="auto" w:after="180"/>
-        <w:shd w:fill="F5F1FB"/>
-      </w:pPr>
-      <w:r>
-        <w:rPr>
-          <w:b w:val="0"/>
-        </w:rPr>
+        <w:pStyle w:val="ListBullet"/>
+      </w:pPr>
+      <w:r>
         <w:t>A search result describes a benchmark score, but the linked paper uses a different dataset. What should the comparison record contain?</w:t>
       </w:r>
     </w:p>
@@ -366,12 +498,9 @@
     </w:p>
     <w:p>
       <w:pPr>
-        <w:spacing w:line="336" w:lineRule="auto" w:after="180"/>
-      </w:pPr>
-      <w:r>
-        <w:rPr>
-          <w:b w:val="0"/>
-        </w:rPr>
+        <w:pStyle w:val="ListBullet"/>
+      </w:pPr>
+      <w:r>
         <w:t>Attempt this case before feedback. Record any help. Earlier examples below are further practice; a case already practised with feedback cannot establish fresh transfer.</w:t>
       </w:r>
     </w:p>
@@ -380,59 +509,28 @@
         <w:pStyle w:val="Heading1"/>
       </w:pPr>
       <w:r>
-        <w:t>05. W1 Explain the mechanism</w:t>
-      </w:r>
-    </w:p>
-    <w:p>
-      <w:r>
-        <w:t>Explain the mechanism. Apply the supplied Finding primary research facts and keep your reasoning.</w:t>
-      </w:r>
-    </w:p>
-    <w:p>
-      <w:pPr>
-        <w:spacing w:line="336" w:lineRule="auto" w:after="180"/>
-      </w:pPr>
-      <w:r>
-        <w:rPr>
-          <w:b w:val="0"/>
-        </w:rPr>
-        <w:t xml:space="preserve">Explain the weekly </w:t>
-      </w:r>
-      <w:r>
-        <w:rPr>
-          <w:b/>
-        </w:rPr>
-        <w:t>mechanism</w:t>
-      </w:r>
-      <w:r>
-        <w:rPr>
-          <w:b w:val="0"/>
-        </w:rPr>
-        <w:t xml:space="preserve"> in your own words. Use the worked scenario to name its </w:t>
-      </w:r>
-      <w:r>
-        <w:rPr>
-          <w:b/>
-        </w:rPr>
-        <w:t>input</w:t>
-      </w:r>
-      <w:r>
-        <w:rPr>
-          <w:b w:val="0"/>
-        </w:rPr>
-        <w:t xml:space="preserve">, decision rule and </w:t>
-      </w:r>
-      <w:r>
-        <w:rPr>
-          <w:b/>
-        </w:rPr>
-        <w:t>output</w:t>
-      </w:r>
-      <w:r>
-        <w:rPr>
-          <w:b w:val="0"/>
-        </w:rPr>
-        <w:t>.</w:t>
+        <w:t>10. Project · Keep the research evidence</w:t>
+      </w:r>
+    </w:p>
+    <w:p>
+      <w:r>
+        <w:t>Preserve the question, protocol, observations, analysis and limits.</w:t>
+      </w:r>
+    </w:p>
+    <w:p>
+      <w:pPr>
+        <w:pStyle w:val="Heading2"/>
+      </w:pPr>
+      <w:r>
+        <w:t>Complete task and evidence</w:t>
+      </w:r>
+    </w:p>
+    <w:p>
+      <w:pPr>
+        <w:pStyle w:val="ListBullet"/>
+      </w:pPr>
+      <w:r>
+        <w:t>Add a labelled finding primary research evidence sheet to Reproducible AI Research Study. Show how you can explain the mechanism and terminology of finding primary research. Use the supplied fictional case and keep its inputs, intermediate steps, calculation or prediction, and limitation. Connect this record to last week’s record; a matching answer without a trace is insufficient.</w:t>
       </w:r>
     </w:p>
     <w:p>
@@ -440,7 +538,7 @@
         <w:pStyle w:val="Heading3"/>
       </w:pPr>
       <w:r>
-        <w:t>My reasoning and evidence</w:t>
+        <w:t>My project change, supporting evidence and remaining limit</w:t>
       </w:r>
     </w:p>
     <w:p>
@@ -478,425 +576,20 @@
         <w:pStyle w:val="Heading1"/>
       </w:pPr>
       <w:r>
-        <w:t>06. W2 Trace the worked case</w:t>
-      </w:r>
-    </w:p>
-    <w:p>
-      <w:r>
-        <w:t>Trace the worked case. Apply the supplied Finding primary research facts and keep your reasoning.</w:t>
-      </w:r>
-    </w:p>
-    <w:p>
-      <w:pPr>
-        <w:spacing w:line="336" w:lineRule="auto" w:after="180"/>
-      </w:pPr>
-      <w:r>
-        <w:rPr>
-          <w:b w:val="0"/>
-        </w:rPr>
-        <w:t>A blog says experiment had100 cases; original methods say40 and supplementary version says60 after revision. Show the intermediate steps and give the conclusion with its scope.</w:t>
-      </w:r>
-    </w:p>
-    <w:p>
-      <w:pPr>
-        <w:pStyle w:val="Heading3"/>
-      </w:pPr>
-      <w:r>
-        <w:t>My reasoning and evidence</w:t>
-      </w:r>
-    </w:p>
-    <w:p>
-      <w:r>
-        <w:t>________________________________________________________________</w:t>
-      </w:r>
-    </w:p>
-    <w:p>
-      <w:r>
-        <w:t>________________________________________________________________</w:t>
-      </w:r>
-    </w:p>
-    <w:p>
-      <w:r>
-        <w:t>________________________________________________________________</w:t>
-      </w:r>
-    </w:p>
-    <w:p>
-      <w:r>
-        <w:t>________________________________________________________________</w:t>
-      </w:r>
-    </w:p>
-    <w:p>
-      <w:r>
-        <w:t>________________________________________________________________</w:t>
-      </w:r>
-    </w:p>
-    <w:p>
-      <w:r>
-        <w:t>________________________________________________________________</w:t>
-      </w:r>
-    </w:p>
-    <w:p>
-      <w:r>
-        <w:t>________________________________________________________________</w:t>
-      </w:r>
-    </w:p>
-    <w:p>
-      <w:pPr>
-        <w:pStyle w:val="Heading1"/>
-      </w:pPr>
-      <w:r>
-        <w:t>07. W3 Audit the limit</w:t>
-      </w:r>
-    </w:p>
-    <w:p>
-      <w:r>
-        <w:t>Audit the limit. Apply the supplied Finding primary research facts and keep your reasoning.</w:t>
-      </w:r>
-    </w:p>
-    <w:p>
-      <w:pPr>
-        <w:spacing w:line="336" w:lineRule="auto" w:after="180"/>
-      </w:pPr>
-      <w:r>
-        <w:rPr>
-          <w:b w:val="0"/>
-        </w:rPr>
-        <w:t xml:space="preserve">A report omits this qualification: Being primary does not guarantee soundness; methods and </w:t>
-      </w:r>
-      <w:r>
-        <w:rPr>
-          <w:b/>
-        </w:rPr>
-        <w:t>evidence</w:t>
-      </w:r>
-      <w:r>
-        <w:rPr>
-          <w:b w:val="0"/>
-        </w:rPr>
-        <w:t xml:space="preserve"> still require assessment. Explain how omitting it could change a reader's interpretation, and write an accurate replacement.</w:t>
-      </w:r>
-    </w:p>
-    <w:p>
-      <w:pPr>
-        <w:pStyle w:val="Heading3"/>
-      </w:pPr>
-      <w:r>
-        <w:t>My reasoning and evidence</w:t>
-      </w:r>
-    </w:p>
-    <w:p>
-      <w:r>
-        <w:t>________________________________________________________________</w:t>
-      </w:r>
-    </w:p>
-    <w:p>
-      <w:r>
-        <w:t>________________________________________________________________</w:t>
-      </w:r>
-    </w:p>
-    <w:p>
-      <w:r>
-        <w:t>________________________________________________________________</w:t>
-      </w:r>
-    </w:p>
-    <w:p>
-      <w:r>
-        <w:t>________________________________________________________________</w:t>
-      </w:r>
-    </w:p>
-    <w:p>
-      <w:r>
-        <w:t>________________________________________________________________</w:t>
-      </w:r>
-    </w:p>
-    <w:p>
-      <w:r>
-        <w:t>________________________________________________________________</w:t>
-      </w:r>
-    </w:p>
-    <w:p>
-      <w:pPr>
-        <w:pStyle w:val="Heading1"/>
-      </w:pPr>
-      <w:r>
-        <w:t>08. W4 Apply a new case independently</w:t>
-      </w:r>
-    </w:p>
-    <w:p>
-      <w:r>
-        <w:t>Attempt before feedback. If this repeats the selected independent case, reuse that first attempt; otherwise keep a separate record. Apply a new case independently. Apply the supplied Finding primary research facts and keep your reasoning.</w:t>
-      </w:r>
-    </w:p>
-    <w:p>
-      <w:pPr>
-        <w:spacing w:line="336" w:lineRule="auto" w:after="180"/>
-        <w:shd w:fill="F5F1FB"/>
-      </w:pPr>
-      <w:r>
-        <w:rPr>
-          <w:b w:val="0"/>
-        </w:rPr>
-        <w:t>A search result describes a benchmark score, but the linked paper uses a different dataset. What should the comparison record contain?</w:t>
-      </w:r>
-    </w:p>
-    <w:p>
-      <w:pPr>
-        <w:pStyle w:val="Heading3"/>
-      </w:pPr>
-      <w:r>
-        <w:t>My reasoning and evidence</w:t>
-      </w:r>
-    </w:p>
-    <w:p>
-      <w:r>
-        <w:t>________________________________________________________________</w:t>
-      </w:r>
-    </w:p>
-    <w:p>
-      <w:r>
-        <w:t>________________________________________________________________</w:t>
-      </w:r>
-    </w:p>
-    <w:p>
-      <w:r>
-        <w:t>________________________________________________________________</w:t>
-      </w:r>
-    </w:p>
-    <w:p>
-      <w:r>
-        <w:t>________________________________________________________________</w:t>
-      </w:r>
-    </w:p>
-    <w:p>
-      <w:r>
-        <w:t>________________________________________________________________</w:t>
-      </w:r>
-    </w:p>
-    <w:p>
-      <w:r>
-        <w:t>________________________________________________________________</w:t>
-      </w:r>
-    </w:p>
-    <w:p>
-      <w:r>
-        <w:t>________________________________________________________________</w:t>
-      </w:r>
-    </w:p>
-    <w:p>
-      <w:r>
-        <w:t>________________________________________________________________</w:t>
-      </w:r>
-    </w:p>
-    <w:p>
-      <w:pPr>
-        <w:pStyle w:val="Heading1"/>
-      </w:pPr>
-      <w:r>
-        <w:t>09. W5 Design a revealing follow-up</w:t>
-      </w:r>
-    </w:p>
-    <w:p>
-      <w:r>
-        <w:t>Design a revealing follow-up. Apply the supplied Finding primary research facts and keep your reasoning.</w:t>
-      </w:r>
-    </w:p>
-    <w:p>
-      <w:pPr>
-        <w:spacing w:line="336" w:lineRule="auto" w:after="180"/>
-      </w:pPr>
-      <w:r>
-        <w:rPr>
-          <w:b w:val="0"/>
-        </w:rPr>
-        <w:t>For the worked scenario, propose one additional case that could reveal a failure, describe its expected outcome before running it, and explain what would need to remain fixed for a fair comparison.</w:t>
-      </w:r>
-    </w:p>
-    <w:p>
-      <w:pPr>
-        <w:spacing w:line="336" w:lineRule="auto" w:after="180"/>
-      </w:pPr>
-      <w:r>
-        <w:rPr>
-          <w:b w:val="0"/>
-        </w:rPr>
-        <w:t>Do not reuse W4 as a new final test after receiving feedback.</w:t>
-      </w:r>
-    </w:p>
-    <w:p>
-      <w:pPr>
-        <w:pStyle w:val="Heading3"/>
-      </w:pPr>
-      <w:r>
-        <w:t>My reasoning and evidence</w:t>
-      </w:r>
-    </w:p>
-    <w:p>
-      <w:r>
-        <w:t>________________________________________________________________</w:t>
-      </w:r>
-    </w:p>
-    <w:p>
-      <w:r>
-        <w:t>________________________________________________________________</w:t>
-      </w:r>
-    </w:p>
-    <w:p>
-      <w:r>
-        <w:t>________________________________________________________________</w:t>
-      </w:r>
-    </w:p>
-    <w:p>
-      <w:r>
-        <w:t>________________________________________________________________</w:t>
-      </w:r>
-    </w:p>
-    <w:p>
-      <w:r>
-        <w:t>________________________________________________________________</w:t>
-      </w:r>
-    </w:p>
-    <w:p>
-      <w:r>
-        <w:t>________________________________________________________________</w:t>
-      </w:r>
-    </w:p>
-    <w:p>
-      <w:r>
-        <w:t>________________________________________________________________</w:t>
-      </w:r>
-    </w:p>
-    <w:p>
-      <w:pPr>
-        <w:pStyle w:val="Heading1"/>
-      </w:pPr>
-      <w:r>
-        <w:t>10. Project checkpoint and reflection</w:t>
-      </w:r>
-    </w:p>
-    <w:p>
-      <w:r>
-        <w:t>Connect Finding primary research to Reproducible AI Research Study, identify a limit and choose the next useful test.</w:t>
-      </w:r>
-    </w:p>
-    <w:p>
-      <w:pPr>
-        <w:spacing w:line="336" w:lineRule="auto" w:after="180"/>
-      </w:pPr>
-      <w:r>
-        <w:rPr>
-          <w:b w:val="0"/>
-        </w:rPr>
-        <w:t xml:space="preserve">Add a labelled finding primary research </w:t>
-      </w:r>
-      <w:r>
-        <w:rPr>
-          <w:b/>
-        </w:rPr>
-        <w:t>evidence</w:t>
-      </w:r>
-      <w:r>
-        <w:rPr>
-          <w:b w:val="0"/>
-        </w:rPr>
-        <w:t xml:space="preserve"> sheet to Reproducible AI Research Study. Show how you can explain the </w:t>
-      </w:r>
-      <w:r>
-        <w:rPr>
-          <w:b/>
-        </w:rPr>
-        <w:t>mechanism</w:t>
-      </w:r>
-      <w:r>
-        <w:rPr>
-          <w:b w:val="0"/>
-        </w:rPr>
-        <w:t xml:space="preserve"> and terminology of finding primary research.</w:t>
-      </w:r>
-    </w:p>
-    <w:p>
-      <w:pPr>
-        <w:spacing w:line="336" w:lineRule="auto" w:after="180"/>
-      </w:pPr>
-      <w:r>
-        <w:rPr>
-          <w:b w:val="0"/>
-        </w:rPr>
-        <w:t xml:space="preserve">Use the supplied fictional case and keep its </w:t>
-      </w:r>
-      <w:r>
-        <w:rPr>
-          <w:b/>
-        </w:rPr>
-        <w:t>input</w:t>
-      </w:r>
-      <w:r>
-        <w:rPr>
-          <w:b w:val="0"/>
-        </w:rPr>
-        <w:t xml:space="preserve">s, intermediate steps, calculation or </w:t>
-      </w:r>
-      <w:r>
-        <w:rPr>
-          <w:b/>
-        </w:rPr>
-        <w:t>prediction</w:t>
-      </w:r>
-      <w:r>
-        <w:rPr>
-          <w:b w:val="0"/>
-        </w:rPr>
-        <w:t>, and limitation. Connect this record to last week’s record; a matching answer without a trace is insufficient.</w:t>
-      </w:r>
-    </w:p>
-    <w:p>
-      <w:pPr>
-        <w:pStyle w:val="Heading3"/>
-      </w:pPr>
-      <w:r>
-        <w:t>My project change, supporting evidence and remaining limit</w:t>
-      </w:r>
-    </w:p>
-    <w:p>
-      <w:r>
-        <w:t>________________________________________________________________</w:t>
-      </w:r>
-    </w:p>
-    <w:p>
-      <w:r>
-        <w:t>________________________________________________________________</w:t>
-      </w:r>
-    </w:p>
-    <w:p>
-      <w:r>
-        <w:t>________________________________________________________________</w:t>
-      </w:r>
-    </w:p>
-    <w:p>
-      <w:r>
-        <w:t>________________________________________________________________</w:t>
-      </w:r>
-    </w:p>
-    <w:p>
-      <w:r>
-        <w:t>________________________________________________________________</w:t>
-      </w:r>
-    </w:p>
-    <w:p>
-      <w:r>
-        <w:t>________________________________________________________________</w:t>
-      </w:r>
-    </w:p>
-    <w:p>
-      <w:pPr>
-        <w:pStyle w:val="Heading1"/>
-      </w:pPr>
-      <w:r>
-        <w:t>11. Feedback, return check and learning record</w:t>
-      </w:r>
-    </w:p>
-    <w:p>
-      <w:r>
-        <w:t>Record the first repaired step and a different case to revisit after a delay.</w:t>
+        <w:t>11. Feedback · Repair and return</w:t>
+      </w:r>
+    </w:p>
+    <w:p>
+      <w:r>
+        <w:t>Keep this task’s inputs,rule and response together.</w:t>
+      </w:r>
+    </w:p>
+    <w:p>
+      <w:pPr>
+        <w:pStyle w:val="Heading2"/>
+      </w:pPr>
+      <w:r>
+        <w:t>Complete task and evidence</w:t>
       </w:r>
     </w:p>
     <w:tbl>
@@ -1037,12 +730,9 @@
     </w:tbl>
     <w:p>
       <w:pPr>
-        <w:spacing w:line="336" w:lineRule="auto" w:after="180"/>
-      </w:pPr>
-      <w:r>
-        <w:rPr>
-          <w:b w:val="0"/>
-        </w:rPr>
+        <w:pStyle w:val="ListBullet"/>
+      </w:pPr>
+      <w:r>
         <w:t>Revisit this idea with your teacher after a delay. Familiarity is different from explaining and using it on a changed case.</w:t>
       </w:r>
     </w:p>
@@ -1051,33 +741,321 @@
         <w:pStyle w:val="Heading1"/>
       </w:pPr>
       <w:r>
-        <w:t>12. Pictorial case practice: Finding primary research</w:t>
-      </w:r>
-    </w:p>
-    <w:p>
-      <w:r>
-        <w:t>Find the source behind a summary. A blog describes a fictional benchmark improvement and links an original study report. Explain the labelled step before checking the changed condition.</w:t>
-      </w:r>
-    </w:p>
-    <w:p>
-      <w:pPr>
-        <w:spacing w:line="336" w:lineRule="auto" w:after="180"/>
-      </w:pPr>
-      <w:r>
-        <w:rPr>
-          <w:b w:val="0"/>
-        </w:rPr>
+        <w:t>Reference bank and extra practice</w:t>
+      </w:r>
+    </w:p>
+    <w:p>
+      <w:pPr>
+        <w:pStyle w:val="Heading1"/>
+      </w:pPr>
+      <w:r>
+        <w:t>02. Reference · Supported W2 record</w:t>
+      </w:r>
+    </w:p>
+    <w:p>
+      <w:r>
+        <w:t>Keep this task’s inputs,rule and response together.</w:t>
+      </w:r>
+    </w:p>
+    <w:p>
+      <w:pPr>
+        <w:pStyle w:val="Heading2"/>
+      </w:pPr>
+      <w:r>
+        <w:t>Complete task and evidence</w:t>
+      </w:r>
+    </w:p>
+    <w:p>
+      <w:pPr>
+        <w:pStyle w:val="ListBullet"/>
+      </w:pPr>
+      <w:r>
+        <w:t>Use W2: Trace the worked case for Finding primary research. Record the answer once; the lesson and workbook refer to the same attempt.</w:t>
+      </w:r>
+    </w:p>
+    <w:tbl>
+      <w:tblPr>
+        <w:tblStyle w:val="LightShading-Accent1"/>
+        <w:tblW w:type="auto" w:w="0"/>
+        <w:tblLook w:firstColumn="1" w:firstRow="1" w:lastColumn="0" w:lastRow="0" w:noHBand="0" w:noVBand="1" w:val="04A0"/>
+      </w:tblPr>
+      <w:tblGrid>
+        <w:gridCol w:w="2556"/>
+        <w:gridCol w:w="2556"/>
+        <w:gridCol w:w="2556"/>
+        <w:gridCol w:w="2556"/>
+      </w:tblGrid>
+      <w:tr>
+        <w:trPr>
+          <w:tblHeader/>
+        </w:trPr>
+        <w:tc>
+          <w:tcPr>
+            <w:tcW w:type="dxa" w:w="2556"/>
+          </w:tcPr>
+          <w:p>
+            <w:r>
+              <w:t>Given inputs</w:t>
+            </w:r>
+          </w:p>
+        </w:tc>
+        <w:tc>
+          <w:tcPr>
+            <w:tcW w:type="dxa" w:w="2556"/>
+          </w:tcPr>
+          <w:p>
+            <w:r>
+              <w:t>Procedure I chose</w:t>
+            </w:r>
+          </w:p>
+        </w:tc>
+        <w:tc>
+          <w:tcPr>
+            <w:tcW w:type="dxa" w:w="2556"/>
+          </w:tcPr>
+          <w:p>
+            <w:r>
+              <w:t>Middle steps</w:t>
+            </w:r>
+          </w:p>
+        </w:tc>
+        <w:tc>
+          <w:tcPr>
+            <w:tcW w:type="dxa" w:w="2556"/>
+          </w:tcPr>
+          <w:p>
+            <w:r>
+              <w:t>Result and check</w:t>
+            </w:r>
+          </w:p>
+        </w:tc>
+      </w:tr>
+      <w:tr>
+        <w:tc>
+          <w:tcPr>
+            <w:tcW w:type="dxa" w:w="2556"/>
+          </w:tcPr>
+          <w:p>
+            <w:r/>
+          </w:p>
+        </w:tc>
+        <w:tc>
+          <w:tcPr>
+            <w:tcW w:type="dxa" w:w="2556"/>
+          </w:tcPr>
+          <w:p>
+            <w:r/>
+          </w:p>
+        </w:tc>
+        <w:tc>
+          <w:tcPr>
+            <w:tcW w:type="dxa" w:w="2556"/>
+          </w:tcPr>
+          <w:p>
+            <w:r/>
+          </w:p>
+        </w:tc>
+        <w:tc>
+          <w:tcPr>
+            <w:tcW w:type="dxa" w:w="2556"/>
+          </w:tcPr>
+          <w:p>
+            <w:r/>
+          </w:p>
+        </w:tc>
+      </w:tr>
+    </w:tbl>
+    <w:p>
+      <w:pPr>
+        <w:pStyle w:val="Heading3"/>
+      </w:pPr>
+      <w:r>
+        <w:t>The step I completed without help, and the hint I needed</w:t>
+      </w:r>
+    </w:p>
+    <w:p>
+      <w:r>
+        <w:t>________________________________________________________________</w:t>
+      </w:r>
+    </w:p>
+    <w:p>
+      <w:r>
+        <w:t>________________________________________________________________</w:t>
+      </w:r>
+    </w:p>
+    <w:p>
+      <w:r>
+        <w:t>________________________________________________________________</w:t>
+      </w:r>
+    </w:p>
+    <w:p>
+      <w:pPr>
+        <w:pStyle w:val="Heading1"/>
+      </w:pPr>
+      <w:r>
+        <w:t>03. Extra practice · Individual reasoning check</w:t>
+      </w:r>
+    </w:p>
+    <w:p>
+      <w:r>
+        <w:t>Keep this task’s inputs,rule and response together.</w:t>
+      </w:r>
+    </w:p>
+    <w:p>
+      <w:pPr>
+        <w:pStyle w:val="Heading2"/>
+      </w:pPr>
+      <w:r>
+        <w:t>Complete task and evidence</w:t>
+      </w:r>
+    </w:p>
+    <w:p>
+      <w:pPr>
+        <w:pStyle w:val="ListBullet"/>
+      </w:pPr>
+      <w:r>
+        <w:t>Use the worked case for Finding primary research. Proposed explanation: “The worked result establishes every future case”. Decide whether this explanation is supported. Point to the step or supplied fact that decides; explain your repair if needed.</w:t>
+      </w:r>
+    </w:p>
+    <w:p>
+      <w:pPr>
+        <w:pStyle w:val="Heading3"/>
+      </w:pPr>
+      <w:r>
+        <w:t>My explanation before partner discussion</w:t>
+      </w:r>
+    </w:p>
+    <w:p>
+      <w:r>
+        <w:t>________________________________________________________________</w:t>
+      </w:r>
+    </w:p>
+    <w:p>
+      <w:r>
+        <w:t>________________________________________________________________</w:t>
+      </w:r>
+    </w:p>
+    <w:p>
+      <w:r>
+        <w:t>________________________________________________________________</w:t>
+      </w:r>
+    </w:p>
+    <w:p>
+      <w:r>
+        <w:t>________________________________________________________________</w:t>
+      </w:r>
+    </w:p>
+    <w:p>
+      <w:pPr>
+        <w:pStyle w:val="Heading1"/>
+      </w:pPr>
+      <w:r>
+        <w:t>08. Reference · Earlier W4 response copy</w:t>
+      </w:r>
+    </w:p>
+    <w:p>
+      <w:r>
+        <w:t>Keep this task’s inputs,rule and response together.</w:t>
+      </w:r>
+    </w:p>
+    <w:p>
+      <w:pPr>
+        <w:pStyle w:val="Heading2"/>
+      </w:pPr>
+      <w:r>
+        <w:t>Complete task and evidence</w:t>
+      </w:r>
+    </w:p>
+    <w:p>
+      <w:pPr>
+        <w:pStyle w:val="ListBullet"/>
+      </w:pPr>
+      <w:r>
+        <w:t>A search result describes a benchmark score, but the linked paper uses a different dataset. What should the comparison record contain?</w:t>
+      </w:r>
+    </w:p>
+    <w:p>
+      <w:pPr>
+        <w:pStyle w:val="Heading3"/>
+      </w:pPr>
+      <w:r>
+        <w:t>My reasoning and evidence</w:t>
+      </w:r>
+    </w:p>
+    <w:p>
+      <w:r>
+        <w:t>________________________________________________________________</w:t>
+      </w:r>
+    </w:p>
+    <w:p>
+      <w:r>
+        <w:t>________________________________________________________________</w:t>
+      </w:r>
+    </w:p>
+    <w:p>
+      <w:r>
+        <w:t>________________________________________________________________</w:t>
+      </w:r>
+    </w:p>
+    <w:p>
+      <w:r>
+        <w:t>________________________________________________________________</w:t>
+      </w:r>
+    </w:p>
+    <w:p>
+      <w:r>
+        <w:t>________________________________________________________________</w:t>
+      </w:r>
+    </w:p>
+    <w:p>
+      <w:r>
+        <w:t>________________________________________________________________</w:t>
+      </w:r>
+    </w:p>
+    <w:p>
+      <w:r>
+        <w:t>________________________________________________________________</w:t>
+      </w:r>
+    </w:p>
+    <w:p>
+      <w:r>
+        <w:t>________________________________________________________________</w:t>
+      </w:r>
+    </w:p>
+    <w:p>
+      <w:pPr>
+        <w:pStyle w:val="Heading1"/>
+      </w:pPr>
+      <w:r>
+        <w:t>12. Extra practice · Pictured case</w:t>
+      </w:r>
+    </w:p>
+    <w:p>
+      <w:r>
+        <w:t>Keep this task’s inputs,rule and response together.</w:t>
+      </w:r>
+    </w:p>
+    <w:p>
+      <w:pPr>
+        <w:pStyle w:val="Heading2"/>
+      </w:pPr>
+      <w:r>
+        <w:t>Complete task and evidence</w:t>
+      </w:r>
+    </w:p>
+    <w:p>
+      <w:pPr>
+        <w:pStyle w:val="ListBullet"/>
+      </w:pPr>
+      <w:r>
         <w:t>Find the source behind a summary. A blog describes a fictional benchmark improvement and links an original study report.</w:t>
       </w:r>
     </w:p>
     <w:p>
       <w:pPr>
-        <w:spacing w:line="336" w:lineRule="auto" w:after="180"/>
-      </w:pPr>
-      <w:r>
-        <w:rPr>
-          <w:b w:val="0"/>
-        </w:rPr>
+        <w:pStyle w:val="ListBullet"/>
+      </w:pPr>
+      <w:r>
         <w:t>Blog says "90% reliable". Original report records 9/10 correct on one fixed fictional task set and describes its labels.</w:t>
       </w:r>
     </w:p>
@@ -1119,13 +1097,9 @@
     </w:p>
     <w:p>
       <w:pPr>
-        <w:spacing w:line="336" w:lineRule="auto" w:after="180"/>
-        <w:shd w:fill="F5F1FB"/>
-      </w:pPr>
-      <w:r>
-        <w:rPr>
-          <w:b w:val="0"/>
-        </w:rPr>
+        <w:pStyle w:val="ListBullet"/>
+      </w:pPr>
+      <w:r>
         <w:t>Separate what the blog claims from what the original report records. Which methods and denominator must be inspected, and what status is honest if the original report is unavailable?</w:t>
       </w:r>
     </w:p>
@@ -1169,56 +1143,18 @@
     </w:p>
     <w:p>
       <w:pPr>
-        <w:pStyle w:val="Heading3"/>
-      </w:pPr>
-      <w:r>
-        <w:t>Record the help used</w:t>
-      </w:r>
-    </w:p>
-    <w:p>
-      <w:pPr>
-        <w:spacing w:line="336" w:lineRule="auto" w:after="180"/>
-        <w:shd w:fill="F1F6F8"/>
-      </w:pPr>
-      <w:r>
-        <w:rPr>
-          <w:b w:val="0"/>
-        </w:rPr>
-        <w:t xml:space="preserve">Support used: alone / hint / worked example. This record is practice </w:t>
-      </w:r>
-      <w:r>
-        <w:rPr>
-          <w:b/>
-        </w:rPr>
-        <w:t>evidence</w:t>
-      </w:r>
-      <w:r>
-        <w:rPr>
-          <w:b w:val="0"/>
-        </w:rPr>
-        <w:t>.</w:t>
-      </w:r>
-    </w:p>
-    <w:p>
-      <w:pPr>
-        <w:spacing w:line="336" w:lineRule="auto" w:after="180"/>
-      </w:pPr>
-      <w:r>
-        <w:rPr>
-          <w:b w:val="0"/>
-        </w:rPr>
-        <w:t>Project connection: For the Reproducible AI Research Study, retain an annotated worked trace and the changed-case reasoning.</w:t>
-      </w:r>
-    </w:p>
-    <w:p>
-      <w:pPr>
-        <w:spacing w:line="336" w:lineRule="auto" w:after="180"/>
-      </w:pPr>
-      <w:r>
-        <w:rPr>
-          <w:b w:val="0"/>
-        </w:rPr>
-        <w:t>Connect the claim to its records, units and assumptions so another investigator can challenge or reproduce it.</w:t>
+        <w:pStyle w:val="ListBullet"/>
+      </w:pPr>
+      <w:r>
+        <w:t>Support used: alone / hint / worked example. This record is practice evidence.</w:t>
+      </w:r>
+    </w:p>
+    <w:p>
+      <w:pPr>
+        <w:pStyle w:val="ListBullet"/>
+      </w:pPr>
+      <w:r>
+        <w:t>Project connection: For the Reproducible AI Research Study, retain an annotated worked trace and the changed-case reasoning. Connect the claim to its records, units and assumptions so another investigator can challenge or reproduce it.</w:t>
       </w:r>
     </w:p>
     <w:p>
@@ -1226,56 +1162,43 @@
         <w:pStyle w:val="Heading1"/>
       </w:pPr>
       <w:r>
-        <w:t>13. Project portfolio milestone</w:t>
-      </w:r>
-    </w:p>
-    <w:p>
-      <w:r>
-        <w:t>Keep this week’s input, deciding step, result and limit together in the Reproducible AI Research Study record.</w:t>
-      </w:r>
-    </w:p>
-    <w:p>
-      <w:pPr>
-        <w:spacing w:line="336" w:lineRule="auto" w:after="180"/>
-      </w:pPr>
-      <w:r>
-        <w:rPr>
-          <w:b w:val="0"/>
-        </w:rPr>
+        <w:t>13. Reference · Project milestone</w:t>
+      </w:r>
+    </w:p>
+    <w:p>
+      <w:r>
+        <w:t>Keep this task’s inputs,rule and response together.</w:t>
+      </w:r>
+    </w:p>
+    <w:p>
+      <w:pPr>
+        <w:pStyle w:val="Heading2"/>
+      </w:pPr>
+      <w:r>
+        <w:t>Complete task and evidence</w:t>
+      </w:r>
+    </w:p>
+    <w:p>
+      <w:pPr>
+        <w:pStyle w:val="ListBullet"/>
+      </w:pPr>
+      <w:r>
         <w:t>Project: Reproducible AI Research Study</w:t>
       </w:r>
     </w:p>
     <w:p>
       <w:pPr>
-        <w:spacing w:line="336" w:lineRule="auto" w:after="180"/>
-      </w:pPr>
-      <w:r>
-        <w:rPr>
-          <w:b w:val="0"/>
-        </w:rPr>
-        <w:t xml:space="preserve">Current milestone: Frame the need. Name the user, the problem, allowed </w:t>
-      </w:r>
-      <w:r>
-        <w:rPr>
-          <w:b/>
-        </w:rPr>
-        <w:t>input</w:t>
-      </w:r>
-      <w:r>
-        <w:rPr>
-          <w:b w:val="0"/>
-        </w:rPr>
-        <w:t>s and a safe simple starting method.</w:t>
-      </w:r>
-    </w:p>
-    <w:p>
-      <w:pPr>
-        <w:spacing w:line="336" w:lineRule="auto" w:after="180"/>
-      </w:pPr>
-      <w:r>
-        <w:rPr>
-          <w:b w:val="0"/>
-        </w:rPr>
+        <w:pStyle w:val="ListBullet"/>
+      </w:pPr>
+      <w:r>
+        <w:t>Current milestone: Frame the need. Name the user, the problem, allowed inputs and a safe simple starting method.</w:t>
+      </w:r>
+    </w:p>
+    <w:p>
+      <w:pPr>
+        <w:pStyle w:val="ListBullet"/>
+      </w:pPr>
+      <w:r>
         <w:t>For the Reproducible AI Research Study, retain an annotated worked trace and the changed-case reasoning. Connect the claim to its records, units and assumptions so another investigator can challenge or reproduce it.</w:t>
       </w:r>
     </w:p>
@@ -1433,12 +1356,376 @@
         <w:pStyle w:val="Heading1"/>
       </w:pPr>
       <w:r>
-        <w:t>14. Supported practice and learning evidence</w:t>
-      </w:r>
-    </w:p>
-    <w:p>
-      <w:r>
-        <w:t>Try the supported questions before comparing with hints and feedback. Record what you repaired and the evidence you retained.</w:t>
+        <w:t>14. Extra practice · Predict,check and repair</w:t>
+      </w:r>
+    </w:p>
+    <w:p>
+      <w:r>
+        <w:t>Keep supported feedback separate from the independent case.</w:t>
+      </w:r>
+    </w:p>
+    <w:p>
+      <w:pPr>
+        <w:pStyle w:val="Heading2"/>
+      </w:pPr>
+      <w:r>
+        <w:t>First supported question and optional hint</w:t>
+      </w:r>
+    </w:p>
+    <w:p>
+      <w:pPr>
+        <w:pStyle w:val="ListBullet"/>
+      </w:pPr>
+      <w:r>
+        <w:t>Find the source behind a summary. A blog describes a fictional benchmark improvement and links an original study report.</w:t>
+      </w:r>
+    </w:p>
+    <w:p>
+      <w:pPr>
+        <w:pStyle w:val="Heading3"/>
+      </w:pPr>
+      <w:r>
+        <w:t>Practice 1: explain the deciding evidence</w:t>
+      </w:r>
+    </w:p>
+    <w:p>
+      <w:pPr>
+        <w:pStyle w:val="ListBullet"/>
+      </w:pPr>
+      <w:r>
+        <w:t>Which labelled step matches this detail? Keep report version and page or table reference with the exact scoped result.</w:t>
+      </w:r>
+    </w:p>
+    <w:p>
+      <w:pPr>
+        <w:pStyle w:val="ListBullet"/>
+      </w:pPr>
+      <w:r>
+        <w:t>1. Record source details</w:t>
+      </w:r>
+    </w:p>
+    <w:p>
+      <w:pPr>
+        <w:pStyle w:val="ListBullet"/>
+      </w:pPr>
+      <w:r>
+        <w:t>2. Locate methods and results</w:t>
+      </w:r>
+    </w:p>
+    <w:p>
+      <w:pPr>
+        <w:pStyle w:val="ListBullet"/>
+      </w:pPr>
+      <w:r>
+        <w:t>3. Follow the primary link</w:t>
+      </w:r>
+    </w:p>
+    <w:p>
+      <w:pPr>
+        <w:pStyle w:val="Heading3"/>
+      </w:pPr>
+      <w:r>
+        <w:t>My selected conclusion, deciding fact and explanation</w:t>
+      </w:r>
+    </w:p>
+    <w:p>
+      <w:r>
+        <w:t>________________________________________________________________</w:t>
+      </w:r>
+    </w:p>
+    <w:p>
+      <w:r>
+        <w:t>________________________________________________________________</w:t>
+      </w:r>
+    </w:p>
+    <w:p>
+      <w:r>
+        <w:t>________________________________________________________________</w:t>
+      </w:r>
+    </w:p>
+    <w:p>
+      <w:r>
+        <w:t>________________________________________________________________</w:t>
+      </w:r>
+    </w:p>
+    <w:p>
+      <w:r>
+        <w:t>________________________________________________________________</w:t>
+      </w:r>
+    </w:p>
+    <w:p>
+      <w:pPr>
+        <w:pStyle w:val="ListBullet"/>
+      </w:pPr>
+      <w:r>
+        <w:t>Hint if needed: Read the steps in the pictorial case. Match the supplied detail to the stage that performs or records it.</w:t>
+      </w:r>
+    </w:p>
+    <w:p>
+      <w:pPr>
+        <w:pStyle w:val="Heading2"/>
+      </w:pPr>
+      <w:r>
+        <w:t>Check after the first attempt · reference / check after trying</w:t>
+      </w:r>
+    </w:p>
+    <w:p>
+      <w:pPr>
+        <w:spacing w:line="336" w:lineRule="auto" w:after="180"/>
+      </w:pPr>
+      <w:r>
+        <w:rPr>
+          <w:b w:val="0"/>
+        </w:rPr>
+        <w:t>After your attempt, compare with the supported explanation: Record source details Keep report version and page or table reference with the exact scoped result.</w:t>
+      </w:r>
+    </w:p>
+    <w:p>
+      <w:pPr>
+        <w:spacing w:line="336" w:lineRule="auto" w:after="180"/>
+      </w:pPr>
+      <w:r>
+        <w:rPr>
+          <w:b w:val="0"/>
+        </w:rPr>
+        <w:t xml:space="preserve">Primary research exposes the procedure and </w:t>
+      </w:r>
+      <w:r>
+        <w:rPr>
+          <w:b/>
+        </w:rPr>
+        <w:t>observation</w:t>
+      </w:r>
+      <w:r>
+        <w:rPr>
+          <w:b w:val="0"/>
+        </w:rPr>
+        <w:t>s behind a summary. It still needs scrutiny; being original does not make every interpretation correct.</w:t>
+      </w:r>
+    </w:p>
+    <w:p>
+      <w:pPr>
+        <w:pStyle w:val="Heading2"/>
+      </w:pPr>
+      <w:r>
+        <w:t>Changed-case question and optional hint</w:t>
+      </w:r>
+    </w:p>
+    <w:p>
+      <w:pPr>
+        <w:pStyle w:val="Heading3"/>
+      </w:pPr>
+      <w:r>
+        <w:t>Practice 2: explain the deciding evidence</w:t>
+      </w:r>
+    </w:p>
+    <w:p>
+      <w:pPr>
+        <w:pStyle w:val="ListBullet"/>
+      </w:pPr>
+      <w:r>
+        <w:t>Changed-case practice: The original report is unavailable and only the blog remains. Which conclusion is supported by the supplied facts?</w:t>
+      </w:r>
+    </w:p>
+    <w:p>
+      <w:pPr>
+        <w:pStyle w:val="ListBullet"/>
+      </w:pPr>
+      <w:r>
+        <w:t>1. This one example guarantees correct results for every future input.</w:t>
+      </w:r>
+    </w:p>
+    <w:p>
+      <w:pPr>
+        <w:pStyle w:val="ListBullet"/>
+      </w:pPr>
+      <w:r>
+        <w:t>2. We can decide the result without examining the changed input or the procedure.</w:t>
+      </w:r>
+    </w:p>
+    <w:p>
+      <w:pPr>
+        <w:pStyle w:val="ListBullet"/>
+      </w:pPr>
+      <w:r>
+        <w:t>3. Mark the measurement as unverified rather than filling in absent methods.</w:t>
+      </w:r>
+    </w:p>
+    <w:p>
+      <w:pPr>
+        <w:pStyle w:val="Heading3"/>
+      </w:pPr>
+      <w:r>
+        <w:t>My selected conclusion, deciding fact and explanation</w:t>
+      </w:r>
+    </w:p>
+    <w:p>
+      <w:r>
+        <w:t>________________________________________________________________</w:t>
+      </w:r>
+    </w:p>
+    <w:p>
+      <w:r>
+        <w:t>________________________________________________________________</w:t>
+      </w:r>
+    </w:p>
+    <w:p>
+      <w:r>
+        <w:t>________________________________________________________________</w:t>
+      </w:r>
+    </w:p>
+    <w:p>
+      <w:r>
+        <w:t>________________________________________________________________</w:t>
+      </w:r>
+    </w:p>
+    <w:p>
+      <w:r>
+        <w:t>________________________________________________________________</w:t>
+      </w:r>
+    </w:p>
+    <w:p>
+      <w:pPr>
+        <w:pStyle w:val="ListBullet"/>
+      </w:pPr>
+      <w:r>
+        <w:t>Hint if needed: Use the changed condition and the deciding step in the pictorial trace. The answer must say what follows from those facts.</w:t>
+      </w:r>
+    </w:p>
+    <w:p>
+      <w:pPr>
+        <w:pStyle w:val="Heading2"/>
+      </w:pPr>
+      <w:r>
+        <w:t>Check after the changed attempt · reference / check after trying</w:t>
+      </w:r>
+    </w:p>
+    <w:p>
+      <w:pPr>
+        <w:spacing w:line="336" w:lineRule="auto" w:after="180"/>
+      </w:pPr>
+      <w:r>
+        <w:rPr>
+          <w:b w:val="0"/>
+        </w:rPr>
+        <w:t>After your attempt, compare with the supported explanation: Mark the measurement as unverified rather than filling in absent methods. The summary cannot supply details that have not been inspected.</w:t>
+      </w:r>
+    </w:p>
+    <w:p>
+      <w:pPr>
+        <w:pStyle w:val="Heading2"/>
+      </w:pPr>
+      <w:r>
+        <w:t>Repair and retain the record</w:t>
+      </w:r>
+    </w:p>
+    <w:p>
+      <w:pPr>
+        <w:spacing w:line="336" w:lineRule="auto" w:after="180"/>
+      </w:pPr>
+      <w:r>
+        <w:rPr>
+          <w:b w:val="0"/>
+        </w:rPr>
+        <w:t xml:space="preserve">Review Reading a research claim (ai-7/2). Goal: Explain the </w:t>
+      </w:r>
+      <w:r>
+        <w:rPr>
+          <w:b/>
+        </w:rPr>
+        <w:t>mechanism</w:t>
+      </w:r>
+      <w:r>
+        <w:rPr>
+          <w:b w:val="0"/>
+        </w:rPr>
+        <w:t xml:space="preserve"> and terminology of reading a research claim. Short practice: Calculate the baseline and new rates for 2/10 and 4/10.</w:t>
+      </w:r>
+    </w:p>
+    <w:p>
+      <w:pPr>
+        <w:spacing w:line="336" w:lineRule="auto" w:after="180"/>
+      </w:pPr>
+      <w:r>
+        <w:rPr>
+          <w:b w:val="0"/>
+        </w:rPr>
+        <w:t>Explain both twice the rate and the percentage-point change, and say why neither measures every learner’s improvement.. Return to this week and explain what you changed.</w:t>
+      </w:r>
+    </w:p>
+    <w:p>
+      <w:pPr>
+        <w:spacing w:line="336" w:lineRule="auto" w:after="180"/>
+      </w:pPr>
+      <w:r>
+        <w:rPr>
+          <w:b w:val="0"/>
+        </w:rPr>
+        <w:t xml:space="preserve">Use Download completed work in the hosted lesson to export your answers, reflections, practice feedback and code-run </w:t>
+      </w:r>
+      <w:r>
+        <w:rPr>
+          <w:b/>
+        </w:rPr>
+        <w:t>evidence</w:t>
+      </w:r>
+      <w:r>
+        <w:rPr>
+          <w:b w:val="0"/>
+        </w:rPr>
+        <w:t>. Open the HTML copy to read or print it.</w:t>
+      </w:r>
+    </w:p>
+    <w:p>
+      <w:pPr>
+        <w:spacing w:line="336" w:lineRule="auto" w:after="180"/>
+      </w:pPr>
+      <w:r>
+        <w:rPr>
+          <w:b w:val="0"/>
+        </w:rPr>
+        <w:t>Drafts stay in this browser when storage is available; clear drafts on a shared device.</w:t>
+      </w:r>
+    </w:p>
+    <w:p>
+      <w:pPr>
+        <w:pStyle w:val="Heading3"/>
+      </w:pPr>
+      <w:r>
+        <w:t>What I repaired, the evidence I kept and the next test</w:t>
+      </w:r>
+    </w:p>
+    <w:p>
+      <w:r>
+        <w:t>________________________________________________________________</w:t>
+      </w:r>
+    </w:p>
+    <w:p>
+      <w:r>
+        <w:t>________________________________________________________________</w:t>
+      </w:r>
+    </w:p>
+    <w:p>
+      <w:r>
+        <w:t>________________________________________________________________</w:t>
+      </w:r>
+    </w:p>
+    <w:p>
+      <w:r>
+        <w:t>________________________________________________________________</w:t>
+      </w:r>
+    </w:p>
+    <w:p>
+      <w:r>
+        <w:t>________________________________________________________________</w:t>
+      </w:r>
+    </w:p>
+    <w:p>
+      <w:pPr>
+        <w:pStyle w:val="Heading2"/>
+      </w:pPr>
+      <w:r>
+        <w:t>Earlier wording, alternatives and picture transcripts · reference / check after trying</w:t>
       </w:r>
     </w:p>
     <w:p>
@@ -1454,68 +1741,10 @@
     </w:p>
     <w:p>
       <w:pPr>
-        <w:spacing w:line="336" w:lineRule="auto" w:after="180"/>
-      </w:pPr>
-      <w:r>
-        <w:rPr>
-          <w:b w:val="0"/>
-        </w:rPr>
-        <w:t>Find the source behind a summary. A blog describes a fictional benchmark improvement and links an original study report.</w:t>
-      </w:r>
-    </w:p>
-    <w:p>
-      <w:pPr>
         <w:pStyle w:val="Heading3"/>
       </w:pPr>
       <w:r>
-        <w:t>Practice 1: explain the deciding evidence</w:t>
-      </w:r>
-    </w:p>
-    <w:p>
-      <w:pPr>
-        <w:spacing w:line="336" w:lineRule="auto" w:after="180"/>
-      </w:pPr>
-      <w:r>
-        <w:rPr>
-          <w:b w:val="0"/>
-        </w:rPr>
-        <w:t>Which labelled step matches this detail? Keep report version and page or table reference with the exact scoped result.</w:t>
-      </w:r>
-    </w:p>
-    <w:p>
-      <w:pPr>
-        <w:spacing w:line="336" w:lineRule="auto" w:after="180"/>
-        <w:shd w:fill="F4F9FC"/>
-      </w:pPr>
-      <w:r>
-        <w:rPr>
-          <w:b w:val="0"/>
-        </w:rPr>
-        <w:t>1. Record source details</w:t>
-      </w:r>
-    </w:p>
-    <w:p>
-      <w:pPr>
-        <w:spacing w:line="336" w:lineRule="auto" w:after="180"/>
-        <w:shd w:fill="F4F9FC"/>
-      </w:pPr>
-      <w:r>
-        <w:rPr>
-          <w:b w:val="0"/>
-        </w:rPr>
-        <w:t>2. Locate methods and results</w:t>
-      </w:r>
-    </w:p>
-    <w:p>
-      <w:pPr>
-        <w:spacing w:line="336" w:lineRule="auto" w:after="180"/>
-        <w:shd w:fill="F4F9FC"/>
-      </w:pPr>
-      <w:r>
-        <w:rPr>
-          <w:b w:val="0"/>
-        </w:rPr>
-        <w:t>3. Follow the primary link</w:t>
+        <w:t>Repair a missing building block</w:t>
       </w:r>
     </w:p>
     <w:p>
@@ -1523,392 +1752,25 @@
         <w:pStyle w:val="Heading3"/>
       </w:pPr>
       <w:r>
-        <w:t>My selected conclusion, deciding fact and explanation</w:t>
-      </w:r>
-    </w:p>
-    <w:p>
-      <w:r>
-        <w:t>________________________________________________________________</w:t>
-      </w:r>
-    </w:p>
-    <w:p>
-      <w:r>
-        <w:t>________________________________________________________________</w:t>
-      </w:r>
-    </w:p>
-    <w:p>
-      <w:r>
-        <w:t>________________________________________________________________</w:t>
-      </w:r>
-    </w:p>
-    <w:p>
-      <w:r>
-        <w:t>________________________________________________________________</w:t>
-      </w:r>
-    </w:p>
-    <w:p>
-      <w:r>
-        <w:t>________________________________________________________________</w:t>
-      </w:r>
-    </w:p>
-    <w:p>
-      <w:pPr>
-        <w:pStyle w:val="Heading3"/>
-      </w:pPr>
-      <w:r>
-        <w:t>Hint · try first</w:t>
-      </w:r>
-    </w:p>
-    <w:p>
-      <w:pPr>
-        <w:spacing w:line="336" w:lineRule="auto" w:after="180"/>
-        <w:shd w:fill="F1F6F8"/>
-      </w:pPr>
-      <w:r>
-        <w:rPr>
-          <w:b w:val="0"/>
-        </w:rPr>
-        <w:t>Hint if needed: Read the steps in the pictorial case. Match the supplied detail to the stage that performs or records it.</w:t>
-      </w:r>
-    </w:p>
-    <w:p>
-      <w:pPr>
-        <w:pStyle w:val="Heading3"/>
-      </w:pPr>
-      <w:r>
-        <w:t>Feedback · compare after trying</w:t>
-      </w:r>
-    </w:p>
-    <w:p>
-      <w:pPr>
-        <w:spacing w:line="336" w:lineRule="auto" w:after="180"/>
-        <w:shd w:fill="F1F6FC"/>
-      </w:pPr>
-      <w:r>
-        <w:rPr>
-          <w:b w:val="0"/>
-        </w:rPr>
-        <w:t>After your attempt, compare with the supported explanation: Record source details Keep report version and page or table reference with the exact scoped result.</w:t>
-      </w:r>
-    </w:p>
-    <w:p>
-      <w:pPr>
-        <w:spacing w:line="336" w:lineRule="auto" w:after="180"/>
-        <w:shd w:fill="F1F6FC"/>
-      </w:pPr>
-      <w:r>
-        <w:rPr>
-          <w:b w:val="0"/>
-        </w:rPr>
-        <w:t xml:space="preserve">Primary research exposes the procedure and </w:t>
-      </w:r>
-      <w:r>
-        <w:rPr>
-          <w:b/>
-        </w:rPr>
-        <w:t>observation</w:t>
-      </w:r>
-      <w:r>
-        <w:rPr>
-          <w:b w:val="0"/>
-        </w:rPr>
-        <w:t>s behind a summary. It still needs scrutiny; being original does not make every interpretation correct.</w:t>
-      </w:r>
-    </w:p>
-    <w:p>
-      <w:pPr>
-        <w:pStyle w:val="Heading3"/>
-      </w:pPr>
-      <w:r>
-        <w:t>Practice 2: explain the deciding evidence</w:t>
-      </w:r>
-    </w:p>
-    <w:p>
-      <w:pPr>
-        <w:pStyle w:val="Heading3"/>
-      </w:pPr>
-      <w:r>
-        <w:t>Changed case · predict first</w:t>
-      </w:r>
-    </w:p>
-    <w:p>
-      <w:pPr>
-        <w:spacing w:line="336" w:lineRule="auto" w:after="180"/>
-        <w:shd w:fill="F5F1FB"/>
-      </w:pPr>
-      <w:r>
-        <w:rPr>
-          <w:b w:val="0"/>
-        </w:rPr>
-        <w:t>Changed-case practice: The original report is unavailable and only the blog remains. Which conclusion is supported by the supplied facts?</w:t>
-      </w:r>
-    </w:p>
-    <w:p>
-      <w:pPr>
-        <w:spacing w:line="336" w:lineRule="auto" w:after="180"/>
-        <w:shd w:fill="F4F9FC"/>
-      </w:pPr>
-      <w:r>
-        <w:rPr>
-          <w:b w:val="0"/>
-        </w:rPr>
-        <w:t xml:space="preserve">1. This one example guarantees correct results for every future </w:t>
-      </w:r>
-      <w:r>
-        <w:rPr>
-          <w:b/>
-        </w:rPr>
-        <w:t>input</w:t>
-      </w:r>
-      <w:r>
-        <w:rPr>
-          <w:b w:val="0"/>
-        </w:rPr>
-        <w:t>.</w:t>
-      </w:r>
-    </w:p>
-    <w:p>
-      <w:pPr>
-        <w:spacing w:line="336" w:lineRule="auto" w:after="180"/>
-        <w:shd w:fill="F4F9FC"/>
-      </w:pPr>
-      <w:r>
-        <w:rPr>
-          <w:b w:val="0"/>
-        </w:rPr>
-        <w:t xml:space="preserve">2. We can decide the result without examining the changed </w:t>
-      </w:r>
-      <w:r>
-        <w:rPr>
-          <w:b/>
-        </w:rPr>
-        <w:t>input</w:t>
-      </w:r>
-      <w:r>
-        <w:rPr>
-          <w:b w:val="0"/>
-        </w:rPr>
-        <w:t xml:space="preserve"> or the procedure.</w:t>
-      </w:r>
-    </w:p>
-    <w:p>
-      <w:pPr>
-        <w:spacing w:line="336" w:lineRule="auto" w:after="180"/>
-        <w:shd w:fill="F4F9FC"/>
-      </w:pPr>
-      <w:r>
-        <w:rPr>
-          <w:b w:val="0"/>
-        </w:rPr>
-        <w:t>3. Mark the measurement as unverified rather than filling in absent methods.</w:t>
-      </w:r>
-    </w:p>
-    <w:p>
-      <w:pPr>
-        <w:pStyle w:val="Heading3"/>
-      </w:pPr>
-      <w:r>
-        <w:t>My selected conclusion, deciding fact and explanation</w:t>
-      </w:r>
-    </w:p>
-    <w:p>
-      <w:r>
-        <w:t>________________________________________________________________</w:t>
-      </w:r>
-    </w:p>
-    <w:p>
-      <w:r>
-        <w:t>________________________________________________________________</w:t>
-      </w:r>
-    </w:p>
-    <w:p>
-      <w:r>
-        <w:t>________________________________________________________________</w:t>
-      </w:r>
-    </w:p>
-    <w:p>
-      <w:r>
-        <w:t>________________________________________________________________</w:t>
-      </w:r>
-    </w:p>
-    <w:p>
-      <w:r>
-        <w:t>________________________________________________________________</w:t>
-      </w:r>
-    </w:p>
-    <w:p>
-      <w:pPr>
-        <w:pStyle w:val="Heading3"/>
-      </w:pPr>
-      <w:r>
-        <w:t>Hint · try first</w:t>
-      </w:r>
-    </w:p>
-    <w:p>
-      <w:pPr>
-        <w:spacing w:line="336" w:lineRule="auto" w:after="180"/>
-        <w:shd w:fill="F1F6F8"/>
-      </w:pPr>
-      <w:r>
-        <w:rPr>
-          <w:b w:val="0"/>
-        </w:rPr>
-        <w:t>Hint if needed: Use the changed condition and the deciding step in the pictorial trace. The answer must say what follows from those facts.</w:t>
-      </w:r>
-    </w:p>
-    <w:p>
-      <w:pPr>
-        <w:pStyle w:val="Heading3"/>
-      </w:pPr>
-      <w:r>
-        <w:t>Feedback · compare after trying</w:t>
-      </w:r>
-    </w:p>
-    <w:p>
-      <w:pPr>
-        <w:spacing w:line="336" w:lineRule="auto" w:after="180"/>
-        <w:shd w:fill="F1F6FC"/>
-      </w:pPr>
-      <w:r>
-        <w:rPr>
-          <w:b w:val="0"/>
-        </w:rPr>
-        <w:t>After your attempt, compare with the supported explanation: Mark the measurement as unverified rather than filling in absent methods. The summary cannot supply details that have not been inspected.</w:t>
-      </w:r>
-    </w:p>
-    <w:p>
-      <w:pPr>
-        <w:pStyle w:val="Heading3"/>
-      </w:pPr>
-      <w:r>
-        <w:t>Repair a missing building block</w:t>
-      </w:r>
-    </w:p>
-    <w:p>
-      <w:pPr>
-        <w:spacing w:line="336" w:lineRule="auto" w:after="180"/>
-      </w:pPr>
-      <w:r>
-        <w:rPr>
-          <w:b w:val="0"/>
-        </w:rPr>
-        <w:t xml:space="preserve">Review Reading a research claim (ai-7/2). Goal: Explain the </w:t>
-      </w:r>
-      <w:r>
-        <w:rPr>
-          <w:b/>
-        </w:rPr>
-        <w:t>mechanism</w:t>
-      </w:r>
-      <w:r>
-        <w:rPr>
-          <w:b w:val="0"/>
-        </w:rPr>
-        <w:t xml:space="preserve"> and terminology of reading a research claim. Short practice: Calculate the baseline and new rates for 2/10 and 4/10.</w:t>
-      </w:r>
-    </w:p>
-    <w:p>
-      <w:pPr>
-        <w:spacing w:line="336" w:lineRule="auto" w:after="180"/>
-      </w:pPr>
-      <w:r>
-        <w:rPr>
-          <w:b w:val="0"/>
-        </w:rPr>
-        <w:t>Explain both twice the rate and the percentage-point change, and say why neither measures every learner’s improvement.. Return to this week and explain what you changed.</w:t>
-      </w:r>
-    </w:p>
-    <w:p>
-      <w:pPr>
-        <w:pStyle w:val="Heading3"/>
-      </w:pPr>
-      <w:r>
         <w:t>Keep your completed work</w:t>
       </w:r>
     </w:p>
     <w:p>
       <w:pPr>
-        <w:spacing w:line="336" w:lineRule="auto" w:after="180"/>
-      </w:pPr>
-      <w:r>
-        <w:rPr>
-          <w:b w:val="0"/>
-        </w:rPr>
-        <w:t xml:space="preserve">Use Download completed work in the hosted lesson to export your answers, reflections, practice feedback and code-run </w:t>
-      </w:r>
-      <w:r>
-        <w:rPr>
-          <w:b/>
-        </w:rPr>
-        <w:t>evidence</w:t>
-      </w:r>
-      <w:r>
-        <w:rPr>
-          <w:b w:val="0"/>
-        </w:rPr>
-        <w:t>. Open the HTML copy to read or print it.</w:t>
-      </w:r>
-    </w:p>
-    <w:p>
-      <w:pPr>
-        <w:spacing w:line="336" w:lineRule="auto" w:after="180"/>
-      </w:pPr>
-      <w:r>
-        <w:rPr>
-          <w:b w:val="0"/>
-        </w:rPr>
-        <w:t>Drafts stay in this browser when storage is available; clear drafts on a shared device.</w:t>
-      </w:r>
-    </w:p>
-    <w:p>
-      <w:pPr>
-        <w:pStyle w:val="Heading3"/>
-      </w:pPr>
-      <w:r>
-        <w:t>What I repaired, the evidence I kept and the next test</w:t>
-      </w:r>
-    </w:p>
-    <w:p>
-      <w:r>
-        <w:t>________________________________________________________________</w:t>
-      </w:r>
-    </w:p>
-    <w:p>
-      <w:r>
-        <w:t>________________________________________________________________</w:t>
-      </w:r>
-    </w:p>
-    <w:p>
-      <w:r>
-        <w:t>________________________________________________________________</w:t>
-      </w:r>
-    </w:p>
-    <w:p>
-      <w:r>
-        <w:t>________________________________________________________________</w:t>
-      </w:r>
-    </w:p>
-    <w:p>
-      <w:r>
-        <w:t>________________________________________________________________</w:t>
-      </w:r>
-    </w:p>
-    <w:p>
-      <w:pPr>
         <w:pStyle w:val="Heading1"/>
       </w:pPr>
       <w:r>
-        <w:t>15. Visual concept journey</w:t>
-      </w:r>
-    </w:p>
-    <w:p>
-      <w:r>
-        <w:t>Explain each Finding primary research picture from its labels, then record a relevant limit.</w:t>
-      </w:r>
-    </w:p>
-    <w:p>
-      <w:pPr>
-        <w:pStyle w:val="Heading3"/>
+        <w:t>15. Reference · Six-picture response sheets</w:t>
+      </w:r>
+    </w:p>
+    <w:p>
+      <w:r>
+        <w:t>Choose the picture that helps explain the current step.</w:t>
+      </w:r>
+    </w:p>
+    <w:p>
+      <w:pPr>
+        <w:pStyle w:val="Heading2"/>
       </w:pPr>
       <w:r>
         <w:t>01. Finding primary research: the case</w:t>
@@ -1975,7 +1837,6 @@
     <w:p>
       <w:pPr>
         <w:spacing w:line="336" w:lineRule="auto" w:after="180"/>
-        <w:shd w:fill="F5F1FB"/>
       </w:pPr>
       <w:r>
         <w:rPr>
@@ -2014,7 +1875,7 @@
     </w:p>
     <w:p>
       <w:pPr>
-        <w:pStyle w:val="Heading3"/>
+        <w:pStyle w:val="Heading2"/>
       </w:pPr>
       <w:r>
         <w:t>02. Follow the deciding steps</w:t>
@@ -2070,7 +1931,6 @@
     <w:p>
       <w:pPr>
         <w:spacing w:line="336" w:lineRule="auto" w:after="180"/>
-        <w:shd w:fill="F5F1FB"/>
       </w:pPr>
       <w:r>
         <w:rPr>
@@ -2121,7 +1981,7 @@
     </w:p>
     <w:p>
       <w:pPr>
-        <w:pStyle w:val="Heading3"/>
+        <w:pStyle w:val="Heading2"/>
       </w:pPr>
       <w:r>
         <w:t>03. Finding primary research — evidence trace</w:t>
@@ -2132,7 +1992,7 @@
         <w:drawing>
           <wp:inline xmlns:a="http://schemas.openxmlformats.org/drawingml/2006/main" xmlns:pic="http://schemas.openxmlformats.org/drawingml/2006/picture">
             <wp:extent cx="5486400" cy="2843784"/>
-            <wp:docPr id="4" name="Picture 4" descr="Finding primary research — evidence trace. A blog says experiment had100 cases; original methods say40 and supplementary version says60 after revision. | Record title, authors, version, date, identifier and access location. Distinguish paper, code, data and commentary. Verify that a quoted claim belongs to the cited version. | Track versions and use the correct original record for the claim. The blog is secondary; the two original versions must not be merged silently."/>
+            <wp:docPr id="4" name="Picture 4" descr="Finding primary research — evidence trace. A blog says experiment had 100 cases; original methods say 40 and supplementary version says 60 after revision. | Record title, authors, version, date, identifier and access location. Distinguish paper, code, data and commentary. Verify that a quoted claim belongs to the cited version. | Track versions and use the correct original record for the claim. The blog is secondary; the two original versions must not be merged silently."/>
             <wp:cNvGraphicFramePr>
               <a:graphicFrameLocks noChangeAspect="1"/>
             </wp:cNvGraphicFramePr>
@@ -2183,35 +2043,12 @@
         <w:rPr>
           <w:b w:val="0"/>
         </w:rPr>
-        <w:t xml:space="preserve"> trace. A blog says experiment had100 cases; original methods say40 and supplementary version says60 after revision. | Record title, authors, version, date, identifier and access location.</w:t>
+        <w:t xml:space="preserve"> trace. A blog says experiment had 100 cases; original methods say 40 and supplementary version says 60 after revision. | Record title, authors, version, date, identifier and access location. Distinguish paper, code, data and commentary. Verify that a quoted claim belongs to the cited version. | Track versions and use the correct original record for the claim. The blog is secondary; the two original versions must not be merged silently.</w:t>
       </w:r>
     </w:p>
     <w:p>
       <w:pPr>
         <w:spacing w:line="336" w:lineRule="auto" w:after="180"/>
-      </w:pPr>
-      <w:r>
-        <w:rPr>
-          <w:b w:val="0"/>
-        </w:rPr>
-        <w:t>Distinguish paper, code, data and commentary. Verify that a quoted claim belongs to the cited version. | Track versions and use the correct original record for the claim.</w:t>
-      </w:r>
-    </w:p>
-    <w:p>
-      <w:pPr>
-        <w:spacing w:line="336" w:lineRule="auto" w:after="180"/>
-      </w:pPr>
-      <w:r>
-        <w:rPr>
-          <w:b w:val="0"/>
-        </w:rPr>
-        <w:t>The blog is secondary; the two original versions must not be merged silently.</w:t>
-      </w:r>
-    </w:p>
-    <w:p>
-      <w:pPr>
-        <w:spacing w:line="336" w:lineRule="auto" w:after="180"/>
-        <w:shd w:fill="F5F1FB"/>
       </w:pPr>
       <w:r>
         <w:rPr>
@@ -2250,7 +2087,7 @@
     </w:p>
     <w:p>
       <w:pPr>
-        <w:pStyle w:val="Heading3"/>
+        <w:pStyle w:val="Heading2"/>
       </w:pPr>
       <w:r>
         <w:t>04. Change one thing. Trace what follows.</w:t>
@@ -2317,7 +2154,6 @@
     <w:p>
       <w:pPr>
         <w:spacing w:line="336" w:lineRule="auto" w:after="180"/>
-        <w:shd w:fill="F5F1FB"/>
       </w:pPr>
       <w:r>
         <w:rPr>
@@ -2356,7 +2192,7 @@
     </w:p>
     <w:p>
       <w:pPr>
-        <w:pStyle w:val="Heading3"/>
+        <w:pStyle w:val="Heading2"/>
       </w:pPr>
       <w:r>
         <w:t>05. Connect the explanation to its limit</w:t>
@@ -2435,7 +2271,6 @@
     <w:p>
       <w:pPr>
         <w:spacing w:line="336" w:lineRule="auto" w:after="180"/>
-        <w:shd w:fill="F5F1FB"/>
       </w:pPr>
       <w:r>
         <w:rPr>
@@ -2474,7 +2309,7 @@
     </w:p>
     <w:p>
       <w:pPr>
-        <w:pStyle w:val="Heading3"/>
+        <w:pStyle w:val="Heading2"/>
       </w:pPr>
       <w:r>
         <w:t>06. Make the idea visible in your project</w:t>
@@ -2564,7 +2399,6 @@
     <w:p>
       <w:pPr>
         <w:spacing w:line="336" w:lineRule="auto" w:after="180"/>
-        <w:shd w:fill="F5F1FB"/>
       </w:pPr>
       <w:r>
         <w:rPr>
@@ -2611,6 +2445,62 @@
     <w:p>
       <w:r>
         <w:t>________________________________________________________________</w:t>
+      </w:r>
+    </w:p>
+    <w:p>
+      <w:pPr>
+        <w:pStyle w:val="Heading2"/>
+      </w:pPr>
+      <w:r>
+        <w:t>Earlier wording, alternatives and picture transcripts · reference / check after trying</w:t>
+      </w:r>
+    </w:p>
+    <w:p>
+      <w:pPr>
+        <w:pStyle w:val="Heading3"/>
+      </w:pPr>
+      <w:r>
+        <w:t>01. Finding primary research: the case</w:t>
+      </w:r>
+    </w:p>
+    <w:p>
+      <w:pPr>
+        <w:pStyle w:val="Heading3"/>
+      </w:pPr>
+      <w:r>
+        <w:t>02. Follow the deciding steps</w:t>
+      </w:r>
+    </w:p>
+    <w:p>
+      <w:pPr>
+        <w:pStyle w:val="Heading3"/>
+      </w:pPr>
+      <w:r>
+        <w:t>03. Finding primary research — evidence trace</w:t>
+      </w:r>
+    </w:p>
+    <w:p>
+      <w:pPr>
+        <w:pStyle w:val="Heading3"/>
+      </w:pPr>
+      <w:r>
+        <w:t>04. Change one thing. Trace what follows.</w:t>
+      </w:r>
+    </w:p>
+    <w:p>
+      <w:pPr>
+        <w:pStyle w:val="Heading3"/>
+      </w:pPr>
+      <w:r>
+        <w:t>05. Connect the explanation to its limit</w:t>
+      </w:r>
+    </w:p>
+    <w:p>
+      <w:pPr>
+        <w:pStyle w:val="Heading3"/>
+      </w:pPr>
+      <w:r>
+        <w:t>06. Make the idea visible in your project</w:t>
       </w:r>
     </w:p>
     <w:sectPr>
